--- a/eng/docx/41.content.docx
+++ b/eng/docx/41.content.docx
@@ -136,13 +136,6 @@
         <w:rPr>
           <w:lang w:val="en_US" w:bidi="en_US"/>
         </w:rPr>
-      </w:r>
-      <w:r>
-        <w:rPr>
-          <w:i/>
-          <w:lang w:val="en_US" w:bidi="en_US"/>
-        </w:rPr>
-        <w:t>Mark 1:2–3, Mark 1:4, Mark 1:5, Mark 1:6, Mark 1:8, Mark 1:10, Mark 1:11, Mark 1:12, Mark 1:13, Mark 1:15, Mark 1:16, Mark 1:17, Mark 1:19, Mark 1:22, Mark 1:24, Mark 1:28, Mark 1:30, Mark 1:32–34, Mark 1:35, Mark 1:38–39, Mark 1:40–41, Mark 1:44, Mark 2:4, Mark 2:5, Mark 2:6–7, Mark 2:10–12, Mark 2:13–14, Mark 2:15–16, Mark 2:17, Mark 2:18, Mark 2:19, Mark 2:23–24, Mark 2:25–26, Mark 2:27, Mark 2:28, Mark 3:1–2, Mark 3:4, Mark 3:4 (#2), Mark 3:5, Mark 3:6, Mark 3:7–8, Mark 3:11, Mark 3:14–15, Mark 3:19, Mark 3:21, Mark 3:22, Mark 3:23–24, Mark 3:28–29, Mark 3:33–35, Mark 4:1, Mark 4:4, Mark 4:6, Mark 4:7, Mark 4:8, Mark 4:11, Mark 4:14, Mark 4:15, Mark 4:16–17, Mark 4:18–19, Mark 4:20, Mark 4:22, Mark 4:26–27, Mark 4:30–32, Mark 4:35–37, Mark 4:38, Mark 4:38 (#2), Mark 4:39, Mark 4:41, Mark 5:1–2, Mark 5:4, Mark 5:7, Mark 5:8, Mark 5:9, Mark 5:13, Mark 5:15, Mark 5:17, Mark 5:19, Mark 5:22–23, Mark 5:25, Mark 5:28, Mark 5:30, Mark 5:32, Mark 5:34, Mark 5:35, Mark 5:36, Mark 5:37, Mark 5:40, Mark 5:42, Mark 6:2, Mark 6:4, Mark 6:6, Mark 6:7, Mark 6:8–9, Mark 6:11, Mark 6:14–15, Mark 6:18, Mark 6:20, Mark 6:23, Mark 6:25, Mark 6:26, Mark 6:33, Mark 6:34, Mark 6:37, Mark 6:38, Mark 6:41, Mark 6:43, Mark 6:44, Mark 6:48, Mark 6:50, Mark 6:52, Mark 6:55, Mark 6:56, Mark 7:2, Mark 7:3–4, Mark 7:8–9, Mark 7:11–13, Mark 7:15, Mark 7:15 (#2), Mark 7:18–19, Mark 7:19, Mark 7:20–23, Mark 7:21–22, Mark 7:25–26, Mark 7:28, Mark 7:29–30, Mark 7:33–34, Mark 7:36, Mark 8:1–2, Mark 8:5, Mark 8:6, Mark 8:8, Mark 8:9, Mark 8:11, Mark 8:15, Mark 8:16, Mark 8:19, Mark 8:23, Mark 8:25, Mark 8:28, Mark 8:29, Mark 8:31, Mark 8:33, Mark 8:34, Mark 8:36, Mark 8:38, Mark 9:1, Mark 9:2–3, Mark 9:4, Mark 9:7, Mark 9:9, Mark 9:11–13, Mark 9:17–18, Mark 9:22, Mark 9:23–24, Mark 9:28–29, Mark 9:31, Mark 9:33–34, Mark 9:35, Mark 9:36–37, Mark 9:42, Mark 9:47, Mark 9:48, Mark 10:2, Mark 10:4, Mark 10:5, Mark 10:6, Mark 10:7–8, Mark 10:9, Mark 10:13–14, Mark 10:15, Mark 10:19, Mark 10:21, Mark 10:22, Mark 10:23–25, Mark 10:26–27, Mark 10:29–30, Mark 10:32, Mark 10:33–34, Mark 10:35–37, Mark 10:39, Mark 10:40, Mark 10:42, Mark 10:43–44, Mark 10:48, Mark 10:52, Mark 11:2, Mark 11:5–6, Mark 11:8, Mark 11:10, Mark 11:11, Mark 11:14, Mark 11:15–16, Mark 11:17, Mark 11:17 (#2), Mark 11:18, Mark 11:20, Mark 11:24, Mark 11:25, Mark 11:27–28, Mark 11:29–30, Mark 11:31, Mark 11:32, Mark 12:1, Mark 12:5, Mark 12:6, Mark 12:8, Mark 12:9, Mark 12:10, Mark 12:14, Mark 12:17, Mark 12:18, Mark 12:22, Mark 12:23, Mark 12:24, Mark 12:25, Mark 12:26–27, Mark 12:29–30, Mark 12:31, Mark 12:35–37, Mark 12:38–40, Mark 12:44, Mark 13:2, Mark 13:4, Mark 13:5–6, Mark 13:7–8, Mark 13:9, Mark 13:10, Mark 13:12, Mark 13:13, Mark 13:14, Mark 13:20, Mark 13:22, Mark 13:24–25, Mark 13:26, Mark 13:27, Mark 13:30, Mark 13:31, Mark 13:32, Mark 13:33, Mark 13:35, Mark 13:37, Mark 14:1, Mark 14:2, Mark 14:3, Mark 14:5, Mark 14:8, Mark 14:9, Mark 14:10, Mark 14:12–15, Mark 14:18, Mark 14:20, Mark 14:21, Mark 14:22, Mark 14:24, Mark 14:25, Mark 14:27, Mark 14:30, Mark 14:32–34, Mark 14:35, Mark 14:36, Mark 14:37, Mark 14:40, Mark 14:41, Mark 14:44–45, Mark 14:48–49, Mark 14:50, Mark 14:51–52, Mark 14:53–54, Mark 14:55–56, Mark 14:61, Mark 14:62, Mark 14:64, Mark 14:65, Mark 14:66–68, Mark 14:71, Mark 14:72, Mark 14:72 (#2), Mark 15:1, Mark 15:5, Mark 15:6, Mark 15:10, Mark 15:11, Mark 15:12–13, Mark 15:17, Mark 15:21, Mark 15:22, Mark 15:24, Mark 15:26, Mark 15:29–30, Mark 15:31–32, Mark 15:32, Mark 15:33, Mark 15:34, Mark 15:37, Mark 15:38, Mark 15:39, Mark 15:42, Mark 15:43–46, Mark 16:1–2, Mark 16:4, Mark 16:5, Mark 16:6, Mark 16:7, Mark 16:9, Mark 16:11, Mark 16:13, Mark 16:14, Mark 16:15, Mark 16:16, Mark 16:16 (#2), Mark 16:17–18, Mark 16:19, Mark 16:20, Mark 16:20 (#2)</w:t>
       </w:r>
       <w:r>
         <w:rPr>

--- a/eng/docx/41.content.docx
+++ b/eng/docx/41.content.docx
@@ -123,19 +123,6 @@
           <w:lang w:val="en_US" w:bidi="en_US"/>
         </w:rPr>
         <w:t>MRK</w:t>
-      </w:r>
-      <w:r>
-        <w:rPr>
-          <w:lang w:val="en_US" w:bidi="en_US"/>
-        </w:rPr>
-      </w:r>
-    </w:p>
-    <w:p>
-      <w:pPr/>
-      <w:r>
-        <w:rPr>
-          <w:lang w:val="en_US" w:bidi="en_US"/>
-        </w:rPr>
       </w:r>
       <w:r>
         <w:rPr>

--- a/eng/docx/41.content.docx
+++ b/eng/docx/41.content.docx
@@ -19,7 +19,7 @@
         <w:rPr>
           <w:lang w:val="en_US" w:bidi="en_US"/>
         </w:rPr>
-        <w:t>Resource: Translation Questions (unfoldingWord)</w:t>
+        <w:t>Resource: unfoldingWord® Translation Questions</w:t>
       </w:r>
       <w:r>
         <w:rPr>
@@ -85,7 +85,7 @@
         <w:rPr>
           <w:lang w:val="en_US" w:bidi="en_US"/>
         </w:rPr>
-        <w:t>Translation Questions (unfoldingWord)</w:t>
+        <w:t>unfoldingWord® Translation Questions</w:t>
       </w:r>
     </w:p>
     <w:p>

--- a/eng/docx/41.content.docx
+++ b/eng/docx/41.content.docx
@@ -185,7 +185,7 @@
         <w:rPr>
           <w:lang w:val="en_US" w:bidi="en_US"/>
         </w:rPr>
-        <w:t>Mark 1:2–3</w:t>
+        <w:t>Mark 1:2–3 (#1)</w:t>
       </w:r>
       <w:r>
         <w:rPr>
@@ -248,7 +248,7 @@
         <w:rPr>
           <w:lang w:val="en_US" w:bidi="en_US"/>
         </w:rPr>
-        <w:t>Mark 1:4</w:t>
+        <w:t>Mark 1:4 (#1)</w:t>
       </w:r>
       <w:r>
         <w:rPr>
@@ -311,7 +311,7 @@
         <w:rPr>
           <w:lang w:val="en_US" w:bidi="en_US"/>
         </w:rPr>
-        <w:t>Mark 1:5</w:t>
+        <w:t>Mark 1:5 (#1)</w:t>
       </w:r>
       <w:r>
         <w:rPr>
@@ -374,7 +374,7 @@
         <w:rPr>
           <w:lang w:val="en_US" w:bidi="en_US"/>
         </w:rPr>
-        <w:t>Mark 1:6</w:t>
+        <w:t>Mark 1:6 (#1)</w:t>
       </w:r>
       <w:r>
         <w:rPr>
@@ -437,7 +437,7 @@
         <w:rPr>
           <w:lang w:val="en_US" w:bidi="en_US"/>
         </w:rPr>
-        <w:t>Mark 1:8</w:t>
+        <w:t>Mark 1:8 (#1)</w:t>
       </w:r>
       <w:r>
         <w:rPr>
@@ -500,7 +500,7 @@
         <w:rPr>
           <w:lang w:val="en_US" w:bidi="en_US"/>
         </w:rPr>
-        <w:t>Mark 1:10</w:t>
+        <w:t>Mark 1:10 (#1)</w:t>
       </w:r>
       <w:r>
         <w:rPr>
@@ -563,7 +563,7 @@
         <w:rPr>
           <w:lang w:val="en_US" w:bidi="en_US"/>
         </w:rPr>
-        <w:t>Mark 1:11</w:t>
+        <w:t>Mark 1:11 (#1)</w:t>
       </w:r>
       <w:r>
         <w:rPr>
@@ -626,7 +626,7 @@
         <w:rPr>
           <w:lang w:val="en_US" w:bidi="en_US"/>
         </w:rPr>
-        <w:t>Mark 1:12</w:t>
+        <w:t>Mark 1:12 (#1)</w:t>
       </w:r>
       <w:r>
         <w:rPr>
@@ -689,7 +689,7 @@
         <w:rPr>
           <w:lang w:val="en_US" w:bidi="en_US"/>
         </w:rPr>
-        <w:t>Mark 1:13</w:t>
+        <w:t>Mark 1:13 (#1)</w:t>
       </w:r>
       <w:r>
         <w:rPr>
@@ -752,7 +752,7 @@
         <w:rPr>
           <w:lang w:val="en_US" w:bidi="en_US"/>
         </w:rPr>
-        <w:t>Mark 1:15</w:t>
+        <w:t>Mark 1:15 (#1)</w:t>
       </w:r>
       <w:r>
         <w:rPr>
@@ -815,7 +815,7 @@
         <w:rPr>
           <w:lang w:val="en_US" w:bidi="en_US"/>
         </w:rPr>
-        <w:t>Mark 1:16</w:t>
+        <w:t>Mark 1:16 (#1)</w:t>
       </w:r>
       <w:r>
         <w:rPr>
@@ -878,7 +878,7 @@
         <w:rPr>
           <w:lang w:val="en_US" w:bidi="en_US"/>
         </w:rPr>
-        <w:t>Mark 1:17</w:t>
+        <w:t>Mark 1:17 (#1)</w:t>
       </w:r>
       <w:r>
         <w:rPr>
@@ -941,7 +941,7 @@
         <w:rPr>
           <w:lang w:val="en_US" w:bidi="en_US"/>
         </w:rPr>
-        <w:t>Mark 1:19</w:t>
+        <w:t>Mark 1:19 (#1)</w:t>
       </w:r>
       <w:r>
         <w:rPr>
@@ -1004,7 +1004,7 @@
         <w:rPr>
           <w:lang w:val="en_US" w:bidi="en_US"/>
         </w:rPr>
-        <w:t>Mark 1:22</w:t>
+        <w:t>Mark 1:22 (#1)</w:t>
       </w:r>
       <w:r>
         <w:rPr>
@@ -1067,7 +1067,7 @@
         <w:rPr>
           <w:lang w:val="en_US" w:bidi="en_US"/>
         </w:rPr>
-        <w:t>Mark 1:24</w:t>
+        <w:t>Mark 1:24 (#1)</w:t>
       </w:r>
       <w:r>
         <w:rPr>
@@ -1130,7 +1130,7 @@
         <w:rPr>
           <w:lang w:val="en_US" w:bidi="en_US"/>
         </w:rPr>
-        <w:t>Mark 1:28</w:t>
+        <w:t>Mark 1:28 (#1)</w:t>
       </w:r>
       <w:r>
         <w:rPr>
@@ -1193,7 +1193,7 @@
         <w:rPr>
           <w:lang w:val="en_US" w:bidi="en_US"/>
         </w:rPr>
-        <w:t>Mark 1:30</w:t>
+        <w:t>Mark 1:30 (#1)</w:t>
       </w:r>
       <w:r>
         <w:rPr>
@@ -1256,7 +1256,7 @@
         <w:rPr>
           <w:lang w:val="en_US" w:bidi="en_US"/>
         </w:rPr>
-        <w:t>Mark 1:32–34</w:t>
+        <w:t>Mark 1:32–34 (#1)</w:t>
       </w:r>
       <w:r>
         <w:rPr>
@@ -1319,7 +1319,7 @@
         <w:rPr>
           <w:lang w:val="en_US" w:bidi="en_US"/>
         </w:rPr>
-        <w:t>Mark 1:35</w:t>
+        <w:t>Mark 1:35 (#1)</w:t>
       </w:r>
       <w:r>
         <w:rPr>
@@ -1382,7 +1382,7 @@
         <w:rPr>
           <w:lang w:val="en_US" w:bidi="en_US"/>
         </w:rPr>
-        <w:t>Mark 1:38–39</w:t>
+        <w:t>Mark 1:38–39 (#1)</w:t>
       </w:r>
       <w:r>
         <w:rPr>
@@ -1445,7 +1445,7 @@
         <w:rPr>
           <w:lang w:val="en_US" w:bidi="en_US"/>
         </w:rPr>
-        <w:t>Mark 1:40–41</w:t>
+        <w:t>Mark 1:40–41 (#1)</w:t>
       </w:r>
       <w:r>
         <w:rPr>
@@ -1508,7 +1508,7 @@
         <w:rPr>
           <w:lang w:val="en_US" w:bidi="en_US"/>
         </w:rPr>
-        <w:t>Mark 1:44</w:t>
+        <w:t>Mark 1:44 (#1)</w:t>
       </w:r>
       <w:r>
         <w:rPr>
@@ -1571,7 +1571,7 @@
         <w:rPr>
           <w:lang w:val="en_US" w:bidi="en_US"/>
         </w:rPr>
-        <w:t>Mark 2:4</w:t>
+        <w:t>Mark 2:4 (#1)</w:t>
       </w:r>
       <w:r>
         <w:rPr>
@@ -1634,7 +1634,7 @@
         <w:rPr>
           <w:lang w:val="en_US" w:bidi="en_US"/>
         </w:rPr>
-        <w:t>Mark 2:5</w:t>
+        <w:t>Mark 2:5 (#1)</w:t>
       </w:r>
       <w:r>
         <w:rPr>
@@ -1668,36 +1668,36 @@
         <w:rPr>
           <w:lang w:val="en_US" w:bidi="en_US"/>
         </w:rPr>
-        <w:t>Jesus said, “Child, your sins are forgiven”.</w:t>
-      </w:r>
-      <w:r>
-        <w:rPr>
-          <w:lang w:val="en_US" w:bidi="en_US"/>
-        </w:rPr>
-      </w:r>
-      <w:r>
-        <w:rPr>
-          <w:lang w:val="en_US" w:bidi="en_US"/>
-        </w:rPr>
-      </w:r>
-    </w:p>
-    <w:p>
-      <w:pPr/>
-      <w:r>
-        <w:rPr>
-          <w:lang w:val="en_US" w:bidi="en_US"/>
-        </w:rPr>
-      </w:r>
-    </w:p>
-    <w:p>
-      <w:pPr>
-        <w:pStyle w:val="Heading2"/>
-      </w:pPr>
-      <w:r>
-        <w:rPr>
-          <w:lang w:val="en_US" w:bidi="en_US"/>
-        </w:rPr>
-        <w:t>Mark 2:6–7</w:t>
+        <w:t>Jesus said, “Child, your sins are forgiven.”</w:t>
+      </w:r>
+      <w:r>
+        <w:rPr>
+          <w:lang w:val="en_US" w:bidi="en_US"/>
+        </w:rPr>
+      </w:r>
+      <w:r>
+        <w:rPr>
+          <w:lang w:val="en_US" w:bidi="en_US"/>
+        </w:rPr>
+      </w:r>
+    </w:p>
+    <w:p>
+      <w:pPr/>
+      <w:r>
+        <w:rPr>
+          <w:lang w:val="en_US" w:bidi="en_US"/>
+        </w:rPr>
+      </w:r>
+    </w:p>
+    <w:p>
+      <w:pPr>
+        <w:pStyle w:val="Heading2"/>
+      </w:pPr>
+      <w:r>
+        <w:rPr>
+          <w:lang w:val="en_US" w:bidi="en_US"/>
+        </w:rPr>
+        <w:t>Mark 2:6–7 (#1)</w:t>
       </w:r>
       <w:r>
         <w:rPr>
@@ -1760,7 +1760,7 @@
         <w:rPr>
           <w:lang w:val="en_US" w:bidi="en_US"/>
         </w:rPr>
-        <w:t>Mark 2:10–12</w:t>
+        <w:t>Mark 2:10–12 (#1)</w:t>
       </w:r>
       <w:r>
         <w:rPr>
@@ -1823,7 +1823,7 @@
         <w:rPr>
           <w:lang w:val="en_US" w:bidi="en_US"/>
         </w:rPr>
-        <w:t>Mark 2:13–14</w:t>
+        <w:t>Mark 2:13–14 (#1)</w:t>
       </w:r>
       <w:r>
         <w:rPr>
@@ -1886,7 +1886,7 @@
         <w:rPr>
           <w:lang w:val="en_US" w:bidi="en_US"/>
         </w:rPr>
-        <w:t>Mark 2:15–16</w:t>
+        <w:t>Mark 2:15–16 (#1)</w:t>
       </w:r>
       <w:r>
         <w:rPr>
@@ -1949,7 +1949,7 @@
         <w:rPr>
           <w:lang w:val="en_US" w:bidi="en_US"/>
         </w:rPr>
-        <w:t>Mark 2:17</w:t>
+        <w:t>Mark 2:17 (#1)</w:t>
       </w:r>
       <w:r>
         <w:rPr>
@@ -2012,7 +2012,7 @@
         <w:rPr>
           <w:lang w:val="en_US" w:bidi="en_US"/>
         </w:rPr>
-        <w:t>Mark 2:18</w:t>
+        <w:t>Mark 2:18 (#1)</w:t>
       </w:r>
       <w:r>
         <w:rPr>
@@ -2075,7 +2075,7 @@
         <w:rPr>
           <w:lang w:val="en_US" w:bidi="en_US"/>
         </w:rPr>
-        <w:t>Mark 2:19</w:t>
+        <w:t>Mark 2:19 (#1)</w:t>
       </w:r>
       <w:r>
         <w:rPr>
@@ -2138,7 +2138,7 @@
         <w:rPr>
           <w:lang w:val="en_US" w:bidi="en_US"/>
         </w:rPr>
-        <w:t>Mark 2:23–24</w:t>
+        <w:t>Mark 2:23–24 (#1)</w:t>
       </w:r>
       <w:r>
         <w:rPr>
@@ -2201,7 +2201,7 @@
         <w:rPr>
           <w:lang w:val="en_US" w:bidi="en_US"/>
         </w:rPr>
-        <w:t>Mark 2:25–26</w:t>
+        <w:t>Mark 2:25–26 (#1)</w:t>
       </w:r>
       <w:r>
         <w:rPr>
@@ -2264,7 +2264,7 @@
         <w:rPr>
           <w:lang w:val="en_US" w:bidi="en_US"/>
         </w:rPr>
-        <w:t>Mark 2:27</w:t>
+        <w:t>Mark 2:27 (#1)</w:t>
       </w:r>
       <w:r>
         <w:rPr>
@@ -2327,7 +2327,7 @@
         <w:rPr>
           <w:lang w:val="en_US" w:bidi="en_US"/>
         </w:rPr>
-        <w:t>Mark 2:28</w:t>
+        <w:t>Mark 2:28 (#1)</w:t>
       </w:r>
       <w:r>
         <w:rPr>
@@ -2390,7 +2390,7 @@
         <w:rPr>
           <w:lang w:val="en_US" w:bidi="en_US"/>
         </w:rPr>
-        <w:t>Mark 3:1–2</w:t>
+        <w:t>Mark 3:1–2 (#1)</w:t>
       </w:r>
       <w:r>
         <w:rPr>
@@ -2453,7 +2453,70 @@
         <w:rPr>
           <w:lang w:val="en_US" w:bidi="en_US"/>
         </w:rPr>
-        <w:t>Mark 3:4</w:t>
+        <w:t>Mark 3:4 (#2)</w:t>
+      </w:r>
+      <w:r>
+        <w:rPr>
+          <w:lang w:val="en_US" w:bidi="en_US"/>
+        </w:rPr>
+      </w:r>
+    </w:p>
+    <w:p>
+      <w:pPr/>
+      <w:r>
+        <w:rPr>
+          <w:lang w:val="en_US" w:bidi="en_US"/>
+        </w:rPr>
+      </w:r>
+      <w:r>
+        <w:rPr>
+          <w:b/>
+          <w:lang w:val="en_US" w:bidi="en_US"/>
+        </w:rPr>
+        <w:t>How did the people respond to Jesus’ question?</w:t>
+      </w:r>
+    </w:p>
+    <w:p>
+      <w:pPr/>
+      <w:r>
+        <w:rPr>
+          <w:lang w:val="en_US" w:bidi="en_US"/>
+        </w:rPr>
+      </w:r>
+      <w:r>
+        <w:rPr>
+          <w:lang w:val="en_US" w:bidi="en_US"/>
+        </w:rPr>
+        <w:t>The people were silent.</w:t>
+      </w:r>
+      <w:r>
+        <w:rPr>
+          <w:lang w:val="en_US" w:bidi="en_US"/>
+        </w:rPr>
+      </w:r>
+      <w:r>
+        <w:rPr>
+          <w:lang w:val="en_US" w:bidi="en_US"/>
+        </w:rPr>
+      </w:r>
+    </w:p>
+    <w:p>
+      <w:pPr/>
+      <w:r>
+        <w:rPr>
+          <w:lang w:val="en_US" w:bidi="en_US"/>
+        </w:rPr>
+      </w:r>
+    </w:p>
+    <w:p>
+      <w:pPr>
+        <w:pStyle w:val="Heading2"/>
+      </w:pPr>
+      <w:r>
+        <w:rPr>
+          <w:lang w:val="en_US" w:bidi="en_US"/>
+        </w:rPr>
+        <w:t>Mark 3:4 (#1)</w:t>
       </w:r>
       <w:r>
         <w:rPr>
@@ -2516,70 +2579,7 @@
         <w:rPr>
           <w:lang w:val="en_US" w:bidi="en_US"/>
         </w:rPr>
-        <w:t>Mark 3:4 (#2)</w:t>
-      </w:r>
-      <w:r>
-        <w:rPr>
-          <w:lang w:val="en_US" w:bidi="en_US"/>
-        </w:rPr>
-      </w:r>
-    </w:p>
-    <w:p>
-      <w:pPr/>
-      <w:r>
-        <w:rPr>
-          <w:lang w:val="en_US" w:bidi="en_US"/>
-        </w:rPr>
-      </w:r>
-      <w:r>
-        <w:rPr>
-          <w:b/>
-          <w:lang w:val="en_US" w:bidi="en_US"/>
-        </w:rPr>
-        <w:t>How did the people respond to Jesus’ question?</w:t>
-      </w:r>
-    </w:p>
-    <w:p>
-      <w:pPr/>
-      <w:r>
-        <w:rPr>
-          <w:lang w:val="en_US" w:bidi="en_US"/>
-        </w:rPr>
-      </w:r>
-      <w:r>
-        <w:rPr>
-          <w:lang w:val="en_US" w:bidi="en_US"/>
-        </w:rPr>
-        <w:t>The people were silent.</w:t>
-      </w:r>
-      <w:r>
-        <w:rPr>
-          <w:lang w:val="en_US" w:bidi="en_US"/>
-        </w:rPr>
-      </w:r>
-      <w:r>
-        <w:rPr>
-          <w:lang w:val="en_US" w:bidi="en_US"/>
-        </w:rPr>
-      </w:r>
-    </w:p>
-    <w:p>
-      <w:pPr/>
-      <w:r>
-        <w:rPr>
-          <w:lang w:val="en_US" w:bidi="en_US"/>
-        </w:rPr>
-      </w:r>
-    </w:p>
-    <w:p>
-      <w:pPr>
-        <w:pStyle w:val="Heading2"/>
-      </w:pPr>
-      <w:r>
-        <w:rPr>
-          <w:lang w:val="en_US" w:bidi="en_US"/>
-        </w:rPr>
-        <w:t>Mark 3:5</w:t>
+        <w:t>Mark 3:5 (#1)</w:t>
       </w:r>
       <w:r>
         <w:rPr>
@@ -2642,7 +2642,7 @@
         <w:rPr>
           <w:lang w:val="en_US" w:bidi="en_US"/>
         </w:rPr>
-        <w:t>Mark 3:6</w:t>
+        <w:t>Mark 3:6 (#1)</w:t>
       </w:r>
       <w:r>
         <w:rPr>
@@ -2705,7 +2705,7 @@
         <w:rPr>
           <w:lang w:val="en_US" w:bidi="en_US"/>
         </w:rPr>
-        <w:t>Mark 3:7–8</w:t>
+        <w:t>Mark 3:7–8 (#1)</w:t>
       </w:r>
       <w:r>
         <w:rPr>
@@ -2768,7 +2768,7 @@
         <w:rPr>
           <w:lang w:val="en_US" w:bidi="en_US"/>
         </w:rPr>
-        <w:t>Mark 3:11</w:t>
+        <w:t>Mark 3:11 (#1)</w:t>
       </w:r>
       <w:r>
         <w:rPr>
@@ -2831,7 +2831,7 @@
         <w:rPr>
           <w:lang w:val="en_US" w:bidi="en_US"/>
         </w:rPr>
-        <w:t>Mark 3:14–15</w:t>
+        <w:t>Mark 3:14–15 (#1)</w:t>
       </w:r>
       <w:r>
         <w:rPr>
@@ -2894,7 +2894,7 @@
         <w:rPr>
           <w:lang w:val="en_US" w:bidi="en_US"/>
         </w:rPr>
-        <w:t>Mark 3:19</w:t>
+        <w:t>Mark 3:19 (#1)</w:t>
       </w:r>
       <w:r>
         <w:rPr>
@@ -2957,7 +2957,7 @@
         <w:rPr>
           <w:lang w:val="en_US" w:bidi="en_US"/>
         </w:rPr>
-        <w:t>Mark 3:21</w:t>
+        <w:t>Mark 3:21 (#1)</w:t>
       </w:r>
       <w:r>
         <w:rPr>
@@ -3020,7 +3020,7 @@
         <w:rPr>
           <w:lang w:val="en_US" w:bidi="en_US"/>
         </w:rPr>
-        <w:t>Mark 3:22</w:t>
+        <w:t>Mark 3:22 (#1)</w:t>
       </w:r>
       <w:r>
         <w:rPr>
@@ -3083,7 +3083,7 @@
         <w:rPr>
           <w:lang w:val="en_US" w:bidi="en_US"/>
         </w:rPr>
-        <w:t>Mark 3:23–24</w:t>
+        <w:t>Mark 3:23–24 (#1)</w:t>
       </w:r>
       <w:r>
         <w:rPr>
@@ -3146,7 +3146,7 @@
         <w:rPr>
           <w:lang w:val="en_US" w:bidi="en_US"/>
         </w:rPr>
-        <w:t>Mark 3:28–29</w:t>
+        <w:t>Mark 3:28–29 (#1)</w:t>
       </w:r>
       <w:r>
         <w:rPr>
@@ -3209,7 +3209,7 @@
         <w:rPr>
           <w:lang w:val="en_US" w:bidi="en_US"/>
         </w:rPr>
-        <w:t>Mark 3:33–35</w:t>
+        <w:t>Mark 3:33–35 (#1)</w:t>
       </w:r>
       <w:r>
         <w:rPr>
@@ -3272,7 +3272,7 @@
         <w:rPr>
           <w:lang w:val="en_US" w:bidi="en_US"/>
         </w:rPr>
-        <w:t>Mark 4:1</w:t>
+        <w:t>Mark 4:1 (#1)</w:t>
       </w:r>
       <w:r>
         <w:rPr>
@@ -3335,7 +3335,7 @@
         <w:rPr>
           <w:lang w:val="en_US" w:bidi="en_US"/>
         </w:rPr>
-        <w:t>Mark 4:4</w:t>
+        <w:t>Mark 4:4 (#1)</w:t>
       </w:r>
       <w:r>
         <w:rPr>
@@ -3398,7 +3398,7 @@
         <w:rPr>
           <w:lang w:val="en_US" w:bidi="en_US"/>
         </w:rPr>
-        <w:t>Mark 4:6</w:t>
+        <w:t>Mark 4:6 (#1)</w:t>
       </w:r>
       <w:r>
         <w:rPr>
@@ -3432,36 +3432,36 @@
         <w:rPr>
           <w:lang w:val="en_US" w:bidi="en_US"/>
         </w:rPr>
-        <w:t>The seedlings withered away because they had no root.</w:t>
-      </w:r>
-      <w:r>
-        <w:rPr>
-          <w:lang w:val="en_US" w:bidi="en_US"/>
-        </w:rPr>
-      </w:r>
-      <w:r>
-        <w:rPr>
-          <w:lang w:val="en_US" w:bidi="en_US"/>
-        </w:rPr>
-      </w:r>
-    </w:p>
-    <w:p>
-      <w:pPr/>
-      <w:r>
-        <w:rPr>
-          <w:lang w:val="en_US" w:bidi="en_US"/>
-        </w:rPr>
-      </w:r>
-    </w:p>
-    <w:p>
-      <w:pPr>
-        <w:pStyle w:val="Heading2"/>
-      </w:pPr>
-      <w:r>
-        <w:rPr>
-          <w:lang w:val="en_US" w:bidi="en_US"/>
-        </w:rPr>
-        <w:t>Mark 4:7</w:t>
+        <w:t>They withered away because they had no root.</w:t>
+      </w:r>
+      <w:r>
+        <w:rPr>
+          <w:lang w:val="en_US" w:bidi="en_US"/>
+        </w:rPr>
+      </w:r>
+      <w:r>
+        <w:rPr>
+          <w:lang w:val="en_US" w:bidi="en_US"/>
+        </w:rPr>
+      </w:r>
+    </w:p>
+    <w:p>
+      <w:pPr/>
+      <w:r>
+        <w:rPr>
+          <w:lang w:val="en_US" w:bidi="en_US"/>
+        </w:rPr>
+      </w:r>
+    </w:p>
+    <w:p>
+      <w:pPr>
+        <w:pStyle w:val="Heading2"/>
+      </w:pPr>
+      <w:r>
+        <w:rPr>
+          <w:lang w:val="en_US" w:bidi="en_US"/>
+        </w:rPr>
+        <w:t>Mark 4:7 (#1)</w:t>
       </w:r>
       <w:r>
         <w:rPr>
@@ -3524,7 +3524,7 @@
         <w:rPr>
           <w:lang w:val="en_US" w:bidi="en_US"/>
         </w:rPr>
-        <w:t>Mark 4:8</w:t>
+        <w:t>Mark 4:8 (#1)</w:t>
       </w:r>
       <w:r>
         <w:rPr>
@@ -3587,7 +3587,7 @@
         <w:rPr>
           <w:lang w:val="en_US" w:bidi="en_US"/>
         </w:rPr>
-        <w:t>Mark 4:11</w:t>
+        <w:t>Mark 4:11 (#1)</w:t>
       </w:r>
       <w:r>
         <w:rPr>
@@ -3650,7 +3650,7 @@
         <w:rPr>
           <w:lang w:val="en_US" w:bidi="en_US"/>
         </w:rPr>
-        <w:t>Mark 4:14</w:t>
+        <w:t>Mark 4:14 (#1)</w:t>
       </w:r>
       <w:r>
         <w:rPr>
@@ -3713,7 +3713,7 @@
         <w:rPr>
           <w:lang w:val="en_US" w:bidi="en_US"/>
         </w:rPr>
-        <w:t>Mark 4:15</w:t>
+        <w:t>Mark 4:15 (#1)</w:t>
       </w:r>
       <w:r>
         <w:rPr>
@@ -3776,7 +3776,7 @@
         <w:rPr>
           <w:lang w:val="en_US" w:bidi="en_US"/>
         </w:rPr>
-        <w:t>Mark 4:16–17</w:t>
+        <w:t>Mark 4:16–17 (#1)</w:t>
       </w:r>
       <w:r>
         <w:rPr>
@@ -3839,7 +3839,7 @@
         <w:rPr>
           <w:lang w:val="en_US" w:bidi="en_US"/>
         </w:rPr>
-        <w:t>Mark 4:18–19</w:t>
+        <w:t>Mark 4:18–19 (#1)</w:t>
       </w:r>
       <w:r>
         <w:rPr>
@@ -3902,7 +3902,7 @@
         <w:rPr>
           <w:lang w:val="en_US" w:bidi="en_US"/>
         </w:rPr>
-        <w:t>Mark 4:20</w:t>
+        <w:t>Mark 4:20 (#1)</w:t>
       </w:r>
       <w:r>
         <w:rPr>
@@ -3965,7 +3965,7 @@
         <w:rPr>
           <w:lang w:val="en_US" w:bidi="en_US"/>
         </w:rPr>
-        <w:t>Mark 4:22</w:t>
+        <w:t>Mark 4:22 (#1)</w:t>
       </w:r>
       <w:r>
         <w:rPr>
@@ -4028,7 +4028,7 @@
         <w:rPr>
           <w:lang w:val="en_US" w:bidi="en_US"/>
         </w:rPr>
-        <w:t>Mark 4:26–27</w:t>
+        <w:t>Mark 4:26–27 (#1)</w:t>
       </w:r>
       <w:r>
         <w:rPr>
@@ -4091,7 +4091,7 @@
         <w:rPr>
           <w:lang w:val="en_US" w:bidi="en_US"/>
         </w:rPr>
-        <w:t>Mark 4:30–32</w:t>
+        <w:t>Mark 4:30–32 (#1)</w:t>
       </w:r>
       <w:r>
         <w:rPr>
@@ -4125,36 +4125,36 @@
         <w:rPr>
           <w:lang w:val="en_US" w:bidi="en_US"/>
         </w:rPr>
-        <w:t>The mustard seed begins as the smallest of seeds, yet grows into a great plant where many birds can make their nests.</w:t>
-      </w:r>
-      <w:r>
-        <w:rPr>
-          <w:lang w:val="en_US" w:bidi="en_US"/>
-        </w:rPr>
-      </w:r>
-      <w:r>
-        <w:rPr>
-          <w:lang w:val="en_US" w:bidi="en_US"/>
-        </w:rPr>
-      </w:r>
-    </w:p>
-    <w:p>
-      <w:pPr/>
-      <w:r>
-        <w:rPr>
-          <w:lang w:val="en_US" w:bidi="en_US"/>
-        </w:rPr>
-      </w:r>
-    </w:p>
-    <w:p>
-      <w:pPr>
-        <w:pStyle w:val="Heading2"/>
-      </w:pPr>
-      <w:r>
-        <w:rPr>
-          <w:lang w:val="en_US" w:bidi="en_US"/>
-        </w:rPr>
-        <w:t>Mark 4:35–37</w:t>
+        <w:t>The mustard seed begins as the smallest of seeds, yet grows into a great plant where many can make their nests.</w:t>
+      </w:r>
+      <w:r>
+        <w:rPr>
+          <w:lang w:val="en_US" w:bidi="en_US"/>
+        </w:rPr>
+      </w:r>
+      <w:r>
+        <w:rPr>
+          <w:lang w:val="en_US" w:bidi="en_US"/>
+        </w:rPr>
+      </w:r>
+    </w:p>
+    <w:p>
+      <w:pPr/>
+      <w:r>
+        <w:rPr>
+          <w:lang w:val="en_US" w:bidi="en_US"/>
+        </w:rPr>
+      </w:r>
+    </w:p>
+    <w:p>
+      <w:pPr>
+        <w:pStyle w:val="Heading2"/>
+      </w:pPr>
+      <w:r>
+        <w:rPr>
+          <w:lang w:val="en_US" w:bidi="en_US"/>
+        </w:rPr>
+        <w:t>Mark 4:35–37 (#1)</w:t>
       </w:r>
       <w:r>
         <w:rPr>
@@ -4217,7 +4217,7 @@
         <w:rPr>
           <w:lang w:val="en_US" w:bidi="en_US"/>
         </w:rPr>
-        <w:t>Mark 4:38</w:t>
+        <w:t>Mark 4:38 (#1)</w:t>
       </w:r>
       <w:r>
         <w:rPr>
@@ -4343,7 +4343,7 @@
         <w:rPr>
           <w:lang w:val="en_US" w:bidi="en_US"/>
         </w:rPr>
-        <w:t>Mark 4:39</w:t>
+        <w:t>Mark 4:39 (#1)</w:t>
       </w:r>
       <w:r>
         <w:rPr>
@@ -4406,7 +4406,7 @@
         <w:rPr>
           <w:lang w:val="en_US" w:bidi="en_US"/>
         </w:rPr>
-        <w:t>Mark 4:41</w:t>
+        <w:t>Mark 4:41 (#1)</w:t>
       </w:r>
       <w:r>
         <w:rPr>
@@ -4469,7 +4469,7 @@
         <w:rPr>
           <w:lang w:val="en_US" w:bidi="en_US"/>
         </w:rPr>
-        <w:t>Mark 5:1–2</w:t>
+        <w:t>Mark 5:1–2 (#1)</w:t>
       </w:r>
       <w:r>
         <w:rPr>
@@ -4532,7 +4532,7 @@
         <w:rPr>
           <w:lang w:val="en_US" w:bidi="en_US"/>
         </w:rPr>
-        <w:t>Mark 5:4</w:t>
+        <w:t>Mark 5:4 (#1)</w:t>
       </w:r>
       <w:r>
         <w:rPr>
@@ -4595,7 +4595,7 @@
         <w:rPr>
           <w:lang w:val="en_US" w:bidi="en_US"/>
         </w:rPr>
-        <w:t>Mark 5:7</w:t>
+        <w:t>Mark 5:7 (#1)</w:t>
       </w:r>
       <w:r>
         <w:rPr>
@@ -4658,7 +4658,7 @@
         <w:rPr>
           <w:lang w:val="en_US" w:bidi="en_US"/>
         </w:rPr>
-        <w:t>Mark 5:8</w:t>
+        <w:t>Mark 5:8 (#1)</w:t>
       </w:r>
       <w:r>
         <w:rPr>
@@ -4692,36 +4692,36 @@
         <w:rPr>
           <w:lang w:val="en_US" w:bidi="en_US"/>
         </w:rPr>
-        <w:t>Jesus said, “Come out of the man, you unclean spirit”.</w:t>
-      </w:r>
-      <w:r>
-        <w:rPr>
-          <w:lang w:val="en_US" w:bidi="en_US"/>
-        </w:rPr>
-      </w:r>
-      <w:r>
-        <w:rPr>
-          <w:lang w:val="en_US" w:bidi="en_US"/>
-        </w:rPr>
-      </w:r>
-    </w:p>
-    <w:p>
-      <w:pPr/>
-      <w:r>
-        <w:rPr>
-          <w:lang w:val="en_US" w:bidi="en_US"/>
-        </w:rPr>
-      </w:r>
-    </w:p>
-    <w:p>
-      <w:pPr>
-        <w:pStyle w:val="Heading2"/>
-      </w:pPr>
-      <w:r>
-        <w:rPr>
-          <w:lang w:val="en_US" w:bidi="en_US"/>
-        </w:rPr>
-        <w:t>Mark 5:9</w:t>
+        <w:t>Jesus said, “Come out of the man, you unclean spirit.”</w:t>
+      </w:r>
+      <w:r>
+        <w:rPr>
+          <w:lang w:val="en_US" w:bidi="en_US"/>
+        </w:rPr>
+      </w:r>
+      <w:r>
+        <w:rPr>
+          <w:lang w:val="en_US" w:bidi="en_US"/>
+        </w:rPr>
+      </w:r>
+    </w:p>
+    <w:p>
+      <w:pPr/>
+      <w:r>
+        <w:rPr>
+          <w:lang w:val="en_US" w:bidi="en_US"/>
+        </w:rPr>
+      </w:r>
+    </w:p>
+    <w:p>
+      <w:pPr>
+        <w:pStyle w:val="Heading2"/>
+      </w:pPr>
+      <w:r>
+        <w:rPr>
+          <w:lang w:val="en_US" w:bidi="en_US"/>
+        </w:rPr>
+        <w:t>Mark 5:9 (#1)</w:t>
       </w:r>
       <w:r>
         <w:rPr>
@@ -4784,7 +4784,7 @@
         <w:rPr>
           <w:lang w:val="en_US" w:bidi="en_US"/>
         </w:rPr>
-        <w:t>Mark 5:13</w:t>
+        <w:t>Mark 5:13 (#1)</w:t>
       </w:r>
       <w:r>
         <w:rPr>
@@ -4847,7 +4847,7 @@
         <w:rPr>
           <w:lang w:val="en_US" w:bidi="en_US"/>
         </w:rPr>
-        <w:t>Mark 5:15</w:t>
+        <w:t>Mark 5:15 (#1)</w:t>
       </w:r>
       <w:r>
         <w:rPr>
@@ -4910,7 +4910,7 @@
         <w:rPr>
           <w:lang w:val="en_US" w:bidi="en_US"/>
         </w:rPr>
-        <w:t>Mark 5:17</w:t>
+        <w:t>Mark 5:17 (#1)</w:t>
       </w:r>
       <w:r>
         <w:rPr>
@@ -4973,7 +4973,7 @@
         <w:rPr>
           <w:lang w:val="en_US" w:bidi="en_US"/>
         </w:rPr>
-        <w:t>Mark 5:19</w:t>
+        <w:t>Mark 5:19 (#1)</w:t>
       </w:r>
       <w:r>
         <w:rPr>
@@ -5036,7 +5036,7 @@
         <w:rPr>
           <w:lang w:val="en_US" w:bidi="en_US"/>
         </w:rPr>
-        <w:t>Mark 5:22–23</w:t>
+        <w:t>Mark 5:22–23 (#1)</w:t>
       </w:r>
       <w:r>
         <w:rPr>
@@ -5099,7 +5099,7 @@
         <w:rPr>
           <w:lang w:val="en_US" w:bidi="en_US"/>
         </w:rPr>
-        <w:t>Mark 5:25</w:t>
+        <w:t>Mark 5:25 (#1)</w:t>
       </w:r>
       <w:r>
         <w:rPr>
@@ -5162,7 +5162,7 @@
         <w:rPr>
           <w:lang w:val="en_US" w:bidi="en_US"/>
         </w:rPr>
-        <w:t>Mark 5:28</w:t>
+        <w:t>Mark 5:28 (#1)</w:t>
       </w:r>
       <w:r>
         <w:rPr>
@@ -5225,7 +5225,7 @@
         <w:rPr>
           <w:lang w:val="en_US" w:bidi="en_US"/>
         </w:rPr>
-        <w:t>Mark 5:30</w:t>
+        <w:t>Mark 5:30 (#1)</w:t>
       </w:r>
       <w:r>
         <w:rPr>
@@ -5288,7 +5288,7 @@
         <w:rPr>
           <w:lang w:val="en_US" w:bidi="en_US"/>
         </w:rPr>
-        <w:t>Mark 5:32</w:t>
+        <w:t>Mark 5:32 (#1)</w:t>
       </w:r>
       <w:r>
         <w:rPr>
@@ -5351,7 +5351,7 @@
         <w:rPr>
           <w:lang w:val="en_US" w:bidi="en_US"/>
         </w:rPr>
-        <w:t>Mark 5:34</w:t>
+        <w:t>Mark 5:34 (#1)</w:t>
       </w:r>
       <w:r>
         <w:rPr>
@@ -5414,7 +5414,7 @@
         <w:rPr>
           <w:lang w:val="en_US" w:bidi="en_US"/>
         </w:rPr>
-        <w:t>Mark 5:35</w:t>
+        <w:t>Mark 5:35 (#1)</w:t>
       </w:r>
       <w:r>
         <w:rPr>
@@ -5477,7 +5477,7 @@
         <w:rPr>
           <w:lang w:val="en_US" w:bidi="en_US"/>
         </w:rPr>
-        <w:t>Mark 5:36</w:t>
+        <w:t>Mark 5:36 (#1)</w:t>
       </w:r>
       <w:r>
         <w:rPr>
@@ -5540,7 +5540,7 @@
         <w:rPr>
           <w:lang w:val="en_US" w:bidi="en_US"/>
         </w:rPr>
-        <w:t>Mark 5:37</w:t>
+        <w:t>Mark 5:37 (#1)</w:t>
       </w:r>
       <w:r>
         <w:rPr>
@@ -5603,7 +5603,7 @@
         <w:rPr>
           <w:lang w:val="en_US" w:bidi="en_US"/>
         </w:rPr>
-        <w:t>Mark 5:40</w:t>
+        <w:t>Mark 5:40 (#1)</w:t>
       </w:r>
       <w:r>
         <w:rPr>
@@ -5666,7 +5666,7 @@
         <w:rPr>
           <w:lang w:val="en_US" w:bidi="en_US"/>
         </w:rPr>
-        <w:t>Mark 5:42</w:t>
+        <w:t>Mark 5:42 (#1)</w:t>
       </w:r>
       <w:r>
         <w:rPr>
@@ -5729,7 +5729,7 @@
         <w:rPr>
           <w:lang w:val="en_US" w:bidi="en_US"/>
         </w:rPr>
-        <w:t>Mark 6:2</w:t>
+        <w:t>Mark 6:2 (#1)</w:t>
       </w:r>
       <w:r>
         <w:rPr>
@@ -5792,7 +5792,7 @@
         <w:rPr>
           <w:lang w:val="en_US" w:bidi="en_US"/>
         </w:rPr>
-        <w:t>Mark 6:4</w:t>
+        <w:t>Mark 6:4 (#1)</w:t>
       </w:r>
       <w:r>
         <w:rPr>
@@ -5855,7 +5855,7 @@
         <w:rPr>
           <w:lang w:val="en_US" w:bidi="en_US"/>
         </w:rPr>
-        <w:t>Mark 6:6</w:t>
+        <w:t>Mark 6:6 (#1)</w:t>
       </w:r>
       <w:r>
         <w:rPr>
@@ -5918,7 +5918,7 @@
         <w:rPr>
           <w:lang w:val="en_US" w:bidi="en_US"/>
         </w:rPr>
-        <w:t>Mark 6:7</w:t>
+        <w:t>Mark 6:7 (#1)</w:t>
       </w:r>
       <w:r>
         <w:rPr>
@@ -5981,7 +5981,7 @@
         <w:rPr>
           <w:lang w:val="en_US" w:bidi="en_US"/>
         </w:rPr>
-        <w:t>Mark 6:8–9</w:t>
+        <w:t>Mark 6:8–9 (#1)</w:t>
       </w:r>
       <w:r>
         <w:rPr>
@@ -6044,7 +6044,7 @@
         <w:rPr>
           <w:lang w:val="en_US" w:bidi="en_US"/>
         </w:rPr>
-        <w:t>Mark 6:11</w:t>
+        <w:t>Mark 6:11 (#1)</w:t>
       </w:r>
       <w:r>
         <w:rPr>
@@ -6107,7 +6107,7 @@
         <w:rPr>
           <w:lang w:val="en_US" w:bidi="en_US"/>
         </w:rPr>
-        <w:t>Mark 6:14–15</w:t>
+        <w:t>Mark 6:14–15 (#1)</w:t>
       </w:r>
       <w:r>
         <w:rPr>
@@ -6170,7 +6170,7 @@
         <w:rPr>
           <w:lang w:val="en_US" w:bidi="en_US"/>
         </w:rPr>
-        <w:t>Mark 6:18</w:t>
+        <w:t>Mark 6:18 (#1)</w:t>
       </w:r>
       <w:r>
         <w:rPr>
@@ -6233,7 +6233,7 @@
         <w:rPr>
           <w:lang w:val="en_US" w:bidi="en_US"/>
         </w:rPr>
-        <w:t>Mark 6:20</w:t>
+        <w:t>Mark 6:20 (#1)</w:t>
       </w:r>
       <w:r>
         <w:rPr>
@@ -6296,27 +6296,27 @@
         <w:rPr>
           <w:lang w:val="en_US" w:bidi="en_US"/>
         </w:rPr>
-        <w:t>Mark 6:23</w:t>
-      </w:r>
-      <w:r>
-        <w:rPr>
-          <w:lang w:val="en_US" w:bidi="en_US"/>
-        </w:rPr>
-      </w:r>
-    </w:p>
-    <w:p>
-      <w:pPr/>
-      <w:r>
-        <w:rPr>
-          <w:lang w:val="en_US" w:bidi="en_US"/>
-        </w:rPr>
-      </w:r>
-      <w:r>
-        <w:rPr>
-          <w:b/>
-          <w:lang w:val="en_US" w:bidi="en_US"/>
-        </w:rPr>
-        <w:t>What oath did Herod swear to Herodias's daughter?</w:t>
+        <w:t>Mark 6:23 (#1)</w:t>
+      </w:r>
+      <w:r>
+        <w:rPr>
+          <w:lang w:val="en_US" w:bidi="en_US"/>
+        </w:rPr>
+      </w:r>
+    </w:p>
+    <w:p>
+      <w:pPr/>
+      <w:r>
+        <w:rPr>
+          <w:lang w:val="en_US" w:bidi="en_US"/>
+        </w:rPr>
+      </w:r>
+      <w:r>
+        <w:rPr>
+          <w:b/>
+          <w:lang w:val="en_US" w:bidi="en_US"/>
+        </w:rPr>
+        <w:t>What oath did Herod swear to Herodias?</w:t>
       </w:r>
     </w:p>
     <w:p>
@@ -6359,90 +6359,90 @@
         <w:rPr>
           <w:lang w:val="en_US" w:bidi="en_US"/>
         </w:rPr>
-        <w:t>Mark 6:25</w:t>
-      </w:r>
-      <w:r>
-        <w:rPr>
-          <w:lang w:val="en_US" w:bidi="en_US"/>
-        </w:rPr>
-      </w:r>
-    </w:p>
-    <w:p>
-      <w:pPr/>
-      <w:r>
-        <w:rPr>
-          <w:lang w:val="en_US" w:bidi="en_US"/>
-        </w:rPr>
-      </w:r>
-      <w:r>
-        <w:rPr>
-          <w:b/>
-          <w:lang w:val="en_US" w:bidi="en_US"/>
-        </w:rPr>
-        <w:t>For what did Herodias's daughter ask?</w:t>
-      </w:r>
-    </w:p>
-    <w:p>
-      <w:pPr/>
-      <w:r>
-        <w:rPr>
-          <w:lang w:val="en_US" w:bidi="en_US"/>
-        </w:rPr>
-      </w:r>
-      <w:r>
-        <w:rPr>
-          <w:lang w:val="en_US" w:bidi="en_US"/>
-        </w:rPr>
-        <w:t>Herodias's daughter asked for the head of John the Baptizer on a platter.</w:t>
-      </w:r>
-      <w:r>
-        <w:rPr>
-          <w:lang w:val="en_US" w:bidi="en_US"/>
-        </w:rPr>
-      </w:r>
-      <w:r>
-        <w:rPr>
-          <w:lang w:val="en_US" w:bidi="en_US"/>
-        </w:rPr>
-      </w:r>
-    </w:p>
-    <w:p>
-      <w:pPr/>
-      <w:r>
-        <w:rPr>
-          <w:lang w:val="en_US" w:bidi="en_US"/>
-        </w:rPr>
-      </w:r>
-    </w:p>
-    <w:p>
-      <w:pPr>
-        <w:pStyle w:val="Heading2"/>
-      </w:pPr>
-      <w:r>
-        <w:rPr>
-          <w:lang w:val="en_US" w:bidi="en_US"/>
-        </w:rPr>
-        <w:t>Mark 6:26</w:t>
-      </w:r>
-      <w:r>
-        <w:rPr>
-          <w:lang w:val="en_US" w:bidi="en_US"/>
-        </w:rPr>
-      </w:r>
-    </w:p>
-    <w:p>
-      <w:pPr/>
-      <w:r>
-        <w:rPr>
-          <w:lang w:val="en_US" w:bidi="en_US"/>
-        </w:rPr>
-      </w:r>
-      <w:r>
-        <w:rPr>
-          <w:b/>
-          <w:lang w:val="en_US" w:bidi="en_US"/>
-        </w:rPr>
-        <w:t>How did Herod react to Herodias’s daughter's request?</w:t>
+        <w:t>Mark 6:25 (#1)</w:t>
+      </w:r>
+      <w:r>
+        <w:rPr>
+          <w:lang w:val="en_US" w:bidi="en_US"/>
+        </w:rPr>
+      </w:r>
+    </w:p>
+    <w:p>
+      <w:pPr/>
+      <w:r>
+        <w:rPr>
+          <w:lang w:val="en_US" w:bidi="en_US"/>
+        </w:rPr>
+      </w:r>
+      <w:r>
+        <w:rPr>
+          <w:b/>
+          <w:lang w:val="en_US" w:bidi="en_US"/>
+        </w:rPr>
+        <w:t>For what did Herodias ask?</w:t>
+      </w:r>
+    </w:p>
+    <w:p>
+      <w:pPr/>
+      <w:r>
+        <w:rPr>
+          <w:lang w:val="en_US" w:bidi="en_US"/>
+        </w:rPr>
+      </w:r>
+      <w:r>
+        <w:rPr>
+          <w:lang w:val="en_US" w:bidi="en_US"/>
+        </w:rPr>
+        <w:t>Herodias asked for the head of John the Baptizer on a platter.</w:t>
+      </w:r>
+      <w:r>
+        <w:rPr>
+          <w:lang w:val="en_US" w:bidi="en_US"/>
+        </w:rPr>
+      </w:r>
+      <w:r>
+        <w:rPr>
+          <w:lang w:val="en_US" w:bidi="en_US"/>
+        </w:rPr>
+      </w:r>
+    </w:p>
+    <w:p>
+      <w:pPr/>
+      <w:r>
+        <w:rPr>
+          <w:lang w:val="en_US" w:bidi="en_US"/>
+        </w:rPr>
+      </w:r>
+    </w:p>
+    <w:p>
+      <w:pPr>
+        <w:pStyle w:val="Heading2"/>
+      </w:pPr>
+      <w:r>
+        <w:rPr>
+          <w:lang w:val="en_US" w:bidi="en_US"/>
+        </w:rPr>
+        <w:t>Mark 6:26 (#1)</w:t>
+      </w:r>
+      <w:r>
+        <w:rPr>
+          <w:lang w:val="en_US" w:bidi="en_US"/>
+        </w:rPr>
+      </w:r>
+    </w:p>
+    <w:p>
+      <w:pPr/>
+      <w:r>
+        <w:rPr>
+          <w:lang w:val="en_US" w:bidi="en_US"/>
+        </w:rPr>
+      </w:r>
+      <w:r>
+        <w:rPr>
+          <w:b/>
+          <w:lang w:val="en_US" w:bidi="en_US"/>
+        </w:rPr>
+        <w:t>How did Herod react to Herodias’ request?</w:t>
       </w:r>
     </w:p>
     <w:p>
@@ -6485,7 +6485,7 @@
         <w:rPr>
           <w:lang w:val="en_US" w:bidi="en_US"/>
         </w:rPr>
-        <w:t>Mark 6:33</w:t>
+        <w:t>Mark 6:33 (#1)</w:t>
       </w:r>
       <w:r>
         <w:rPr>
@@ -6548,7 +6548,7 @@
         <w:rPr>
           <w:lang w:val="en_US" w:bidi="en_US"/>
         </w:rPr>
-        <w:t>Mark 6:34</w:t>
+        <w:t>Mark 6:34 (#1)</w:t>
       </w:r>
       <w:r>
         <w:rPr>
@@ -6611,7 +6611,7 @@
         <w:rPr>
           <w:lang w:val="en_US" w:bidi="en_US"/>
         </w:rPr>
-        <w:t>Mark 6:37</w:t>
+        <w:t>Mark 6:37 (#1)</w:t>
       </w:r>
       <w:r>
         <w:rPr>
@@ -6674,7 +6674,7 @@
         <w:rPr>
           <w:lang w:val="en_US" w:bidi="en_US"/>
         </w:rPr>
-        <w:t>Mark 6:38</w:t>
+        <w:t>Mark 6:38 (#1)</w:t>
       </w:r>
       <w:r>
         <w:rPr>
@@ -6737,7 +6737,7 @@
         <w:rPr>
           <w:lang w:val="en_US" w:bidi="en_US"/>
         </w:rPr>
-        <w:t>Mark 6:41</w:t>
+        <w:t>Mark 6:41 (#1)</w:t>
       </w:r>
       <w:r>
         <w:rPr>
@@ -6800,7 +6800,7 @@
         <w:rPr>
           <w:lang w:val="en_US" w:bidi="en_US"/>
         </w:rPr>
-        <w:t>Mark 6:43</w:t>
+        <w:t>Mark 6:43 (#1)</w:t>
       </w:r>
       <w:r>
         <w:rPr>
@@ -6863,7 +6863,7 @@
         <w:rPr>
           <w:lang w:val="en_US" w:bidi="en_US"/>
         </w:rPr>
-        <w:t>Mark 6:44</w:t>
+        <w:t>Mark 6:44 (#1)</w:t>
       </w:r>
       <w:r>
         <w:rPr>
@@ -6926,7 +6926,7 @@
         <w:rPr>
           <w:lang w:val="en_US" w:bidi="en_US"/>
         </w:rPr>
-        <w:t>Mark 6:48</w:t>
+        <w:t>Mark 6:48 (#1)</w:t>
       </w:r>
       <w:r>
         <w:rPr>
@@ -6989,7 +6989,7 @@
         <w:rPr>
           <w:lang w:val="en_US" w:bidi="en_US"/>
         </w:rPr>
-        <w:t>Mark 6:50</w:t>
+        <w:t>Mark 6:50 (#1)</w:t>
       </w:r>
       <w:r>
         <w:rPr>
@@ -7052,7 +7052,7 @@
         <w:rPr>
           <w:lang w:val="en_US" w:bidi="en_US"/>
         </w:rPr>
-        <w:t>Mark 6:52</w:t>
+        <w:t>Mark 6:52 (#1)</w:t>
       </w:r>
       <w:r>
         <w:rPr>
@@ -7115,7 +7115,7 @@
         <w:rPr>
           <w:lang w:val="en_US" w:bidi="en_US"/>
         </w:rPr>
-        <w:t>Mark 6:55</w:t>
+        <w:t>Mark 6:55 (#1)</w:t>
       </w:r>
       <w:r>
         <w:rPr>
@@ -7178,7 +7178,7 @@
         <w:rPr>
           <w:lang w:val="en_US" w:bidi="en_US"/>
         </w:rPr>
-        <w:t>Mark 6:56</w:t>
+        <w:t>Mark 6:56 (#1)</w:t>
       </w:r>
       <w:r>
         <w:rPr>
@@ -7241,7 +7241,7 @@
         <w:rPr>
           <w:lang w:val="en_US" w:bidi="en_US"/>
         </w:rPr>
-        <w:t>Mark 7:2</w:t>
+        <w:t>Mark 7:2 (#1)</w:t>
       </w:r>
       <w:r>
         <w:rPr>
@@ -7304,7 +7304,7 @@
         <w:rPr>
           <w:lang w:val="en_US" w:bidi="en_US"/>
         </w:rPr>
-        <w:t>Mark 7:3–4</w:t>
+        <w:t>Mark 7:3–4 (#1)</w:t>
       </w:r>
       <w:r>
         <w:rPr>
@@ -7367,7 +7367,7 @@
         <w:rPr>
           <w:lang w:val="en_US" w:bidi="en_US"/>
         </w:rPr>
-        <w:t>Mark 7:8–9</w:t>
+        <w:t>Mark 7:8–9 (#1)</w:t>
       </w:r>
       <w:r>
         <w:rPr>
@@ -7430,7 +7430,7 @@
         <w:rPr>
           <w:lang w:val="en_US" w:bidi="en_US"/>
         </w:rPr>
-        <w:t>Mark 7:11–13</w:t>
+        <w:t>Mark 7:11–13 (#1)</w:t>
       </w:r>
       <w:r>
         <w:rPr>
@@ -7493,7 +7493,70 @@
         <w:rPr>
           <w:lang w:val="en_US" w:bidi="en_US"/>
         </w:rPr>
-        <w:t>Mark 7:15</w:t>
+        <w:t>Mark 7:15 (#2)</w:t>
+      </w:r>
+      <w:r>
+        <w:rPr>
+          <w:lang w:val="en_US" w:bidi="en_US"/>
+        </w:rPr>
+      </w:r>
+    </w:p>
+    <w:p>
+      <w:pPr/>
+      <w:r>
+        <w:rPr>
+          <w:lang w:val="en_US" w:bidi="en_US"/>
+        </w:rPr>
+      </w:r>
+      <w:r>
+        <w:rPr>
+          <w:b/>
+          <w:lang w:val="en_US" w:bidi="en_US"/>
+        </w:rPr>
+        <w:t>What did Jesus say defiles a person?</w:t>
+      </w:r>
+    </w:p>
+    <w:p>
+      <w:pPr/>
+      <w:r>
+        <w:rPr>
+          <w:lang w:val="en_US" w:bidi="en_US"/>
+        </w:rPr>
+      </w:r>
+      <w:r>
+        <w:rPr>
+          <w:lang w:val="en_US" w:bidi="en_US"/>
+        </w:rPr>
+        <w:t>Jesus said that what comes out of a person defiles him.</w:t>
+      </w:r>
+      <w:r>
+        <w:rPr>
+          <w:lang w:val="en_US" w:bidi="en_US"/>
+        </w:rPr>
+      </w:r>
+      <w:r>
+        <w:rPr>
+          <w:lang w:val="en_US" w:bidi="en_US"/>
+        </w:rPr>
+      </w:r>
+    </w:p>
+    <w:p>
+      <w:pPr/>
+      <w:r>
+        <w:rPr>
+          <w:lang w:val="en_US" w:bidi="en_US"/>
+        </w:rPr>
+      </w:r>
+    </w:p>
+    <w:p>
+      <w:pPr>
+        <w:pStyle w:val="Heading2"/>
+      </w:pPr>
+      <w:r>
+        <w:rPr>
+          <w:lang w:val="en_US" w:bidi="en_US"/>
+        </w:rPr>
+        <w:t>Mark 7:15 (#1)</w:t>
       </w:r>
       <w:r>
         <w:rPr>
@@ -7556,7 +7619,133 @@
         <w:rPr>
           <w:lang w:val="en_US" w:bidi="en_US"/>
         </w:rPr>
-        <w:t>Mark 7:15 (#2)</w:t>
+        <w:t>Mark 7:18–19 (#1)</w:t>
+      </w:r>
+      <w:r>
+        <w:rPr>
+          <w:lang w:val="en_US" w:bidi="en_US"/>
+        </w:rPr>
+      </w:r>
+    </w:p>
+    <w:p>
+      <w:pPr/>
+      <w:r>
+        <w:rPr>
+          <w:lang w:val="en_US" w:bidi="en_US"/>
+        </w:rPr>
+      </w:r>
+      <w:r>
+        <w:rPr>
+          <w:b/>
+          <w:lang w:val="en_US" w:bidi="en_US"/>
+        </w:rPr>
+        <w:t>What did Jesus say does not defile a person?</w:t>
+      </w:r>
+    </w:p>
+    <w:p>
+      <w:pPr/>
+      <w:r>
+        <w:rPr>
+          <w:lang w:val="en_US" w:bidi="en_US"/>
+        </w:rPr>
+      </w:r>
+      <w:r>
+        <w:rPr>
+          <w:lang w:val="en_US" w:bidi="en_US"/>
+        </w:rPr>
+        <w:t>Jesus said that nothing from outside of a person can defile him when it enters into him.</w:t>
+      </w:r>
+      <w:r>
+        <w:rPr>
+          <w:lang w:val="en_US" w:bidi="en_US"/>
+        </w:rPr>
+      </w:r>
+      <w:r>
+        <w:rPr>
+          <w:lang w:val="en_US" w:bidi="en_US"/>
+        </w:rPr>
+      </w:r>
+    </w:p>
+    <w:p>
+      <w:pPr/>
+      <w:r>
+        <w:rPr>
+          <w:lang w:val="en_US" w:bidi="en_US"/>
+        </w:rPr>
+      </w:r>
+    </w:p>
+    <w:p>
+      <w:pPr>
+        <w:pStyle w:val="Heading2"/>
+      </w:pPr>
+      <w:r>
+        <w:rPr>
+          <w:lang w:val="en_US" w:bidi="en_US"/>
+        </w:rPr>
+        <w:t>Mark 7:19 (#1)</w:t>
+      </w:r>
+      <w:r>
+        <w:rPr>
+          <w:lang w:val="en_US" w:bidi="en_US"/>
+        </w:rPr>
+      </w:r>
+    </w:p>
+    <w:p>
+      <w:pPr/>
+      <w:r>
+        <w:rPr>
+          <w:lang w:val="en_US" w:bidi="en_US"/>
+        </w:rPr>
+      </w:r>
+      <w:r>
+        <w:rPr>
+          <w:b/>
+          <w:lang w:val="en_US" w:bidi="en_US"/>
+        </w:rPr>
+        <w:t>What kinds of foods did Jesus declare to be clean?</w:t>
+      </w:r>
+    </w:p>
+    <w:p>
+      <w:pPr/>
+      <w:r>
+        <w:rPr>
+          <w:lang w:val="en_US" w:bidi="en_US"/>
+        </w:rPr>
+      </w:r>
+      <w:r>
+        <w:rPr>
+          <w:lang w:val="en_US" w:bidi="en_US"/>
+        </w:rPr>
+        <w:t>Jesus declared all foods to be clean.</w:t>
+      </w:r>
+      <w:r>
+        <w:rPr>
+          <w:lang w:val="en_US" w:bidi="en_US"/>
+        </w:rPr>
+      </w:r>
+      <w:r>
+        <w:rPr>
+          <w:lang w:val="en_US" w:bidi="en_US"/>
+        </w:rPr>
+      </w:r>
+    </w:p>
+    <w:p>
+      <w:pPr/>
+      <w:r>
+        <w:rPr>
+          <w:lang w:val="en_US" w:bidi="en_US"/>
+        </w:rPr>
+      </w:r>
+    </w:p>
+    <w:p>
+      <w:pPr>
+        <w:pStyle w:val="Heading2"/>
+      </w:pPr>
+      <w:r>
+        <w:rPr>
+          <w:lang w:val="en_US" w:bidi="en_US"/>
+        </w:rPr>
+        <w:t>Mark 7:20–23 (#1)</w:t>
       </w:r>
       <w:r>
         <w:rPr>
@@ -7619,216 +7808,27 @@
         <w:rPr>
           <w:lang w:val="en_US" w:bidi="en_US"/>
         </w:rPr>
-        <w:t>Mark 7:18–19</w:t>
-      </w:r>
-      <w:r>
-        <w:rPr>
-          <w:lang w:val="en_US" w:bidi="en_US"/>
-        </w:rPr>
-      </w:r>
-    </w:p>
-    <w:p>
-      <w:pPr/>
-      <w:r>
-        <w:rPr>
-          <w:lang w:val="en_US" w:bidi="en_US"/>
-        </w:rPr>
-      </w:r>
-      <w:r>
-        <w:rPr>
-          <w:b/>
-          <w:lang w:val="en_US" w:bidi="en_US"/>
-        </w:rPr>
-        <w:t>What did Jesus say does not defile a person?</w:t>
-      </w:r>
-    </w:p>
-    <w:p>
-      <w:pPr/>
-      <w:r>
-        <w:rPr>
-          <w:lang w:val="en_US" w:bidi="en_US"/>
-        </w:rPr>
-      </w:r>
-      <w:r>
-        <w:rPr>
-          <w:lang w:val="en_US" w:bidi="en_US"/>
-        </w:rPr>
-        <w:t>Jesus said that nothing from outside of a person can defile him when it enters into him.</w:t>
-      </w:r>
-      <w:r>
-        <w:rPr>
-          <w:lang w:val="en_US" w:bidi="en_US"/>
-        </w:rPr>
-      </w:r>
-      <w:r>
-        <w:rPr>
-          <w:lang w:val="en_US" w:bidi="en_US"/>
-        </w:rPr>
-      </w:r>
-    </w:p>
-    <w:p>
-      <w:pPr/>
-      <w:r>
-        <w:rPr>
-          <w:lang w:val="en_US" w:bidi="en_US"/>
-        </w:rPr>
-      </w:r>
-    </w:p>
-    <w:p>
-      <w:pPr>
-        <w:pStyle w:val="Heading2"/>
-      </w:pPr>
-      <w:r>
-        <w:rPr>
-          <w:lang w:val="en_US" w:bidi="en_US"/>
-        </w:rPr>
-        <w:t>Mark 7:19</w:t>
-      </w:r>
-      <w:r>
-        <w:rPr>
-          <w:lang w:val="en_US" w:bidi="en_US"/>
-        </w:rPr>
-      </w:r>
-    </w:p>
-    <w:p>
-      <w:pPr/>
-      <w:r>
-        <w:rPr>
-          <w:lang w:val="en_US" w:bidi="en_US"/>
-        </w:rPr>
-      </w:r>
-      <w:r>
-        <w:rPr>
-          <w:b/>
-          <w:lang w:val="en_US" w:bidi="en_US"/>
-        </w:rPr>
-        <w:t>What kinds of foods did Jesus declare to be clean?</w:t>
-      </w:r>
-    </w:p>
-    <w:p>
-      <w:pPr/>
-      <w:r>
-        <w:rPr>
-          <w:lang w:val="en_US" w:bidi="en_US"/>
-        </w:rPr>
-      </w:r>
-      <w:r>
-        <w:rPr>
-          <w:lang w:val="en_US" w:bidi="en_US"/>
-        </w:rPr>
-        <w:t>Jesus declared all foods to be clean.</w:t>
-      </w:r>
-      <w:r>
-        <w:rPr>
-          <w:lang w:val="en_US" w:bidi="en_US"/>
-        </w:rPr>
-      </w:r>
-      <w:r>
-        <w:rPr>
-          <w:lang w:val="en_US" w:bidi="en_US"/>
-        </w:rPr>
-      </w:r>
-    </w:p>
-    <w:p>
-      <w:pPr/>
-      <w:r>
-        <w:rPr>
-          <w:lang w:val="en_US" w:bidi="en_US"/>
-        </w:rPr>
-      </w:r>
-    </w:p>
-    <w:p>
-      <w:pPr>
-        <w:pStyle w:val="Heading2"/>
-      </w:pPr>
-      <w:r>
-        <w:rPr>
-          <w:lang w:val="en_US" w:bidi="en_US"/>
-        </w:rPr>
-        <w:t>Mark 7:20–23</w:t>
-      </w:r>
-      <w:r>
-        <w:rPr>
-          <w:lang w:val="en_US" w:bidi="en_US"/>
-        </w:rPr>
-      </w:r>
-    </w:p>
-    <w:p>
-      <w:pPr/>
-      <w:r>
-        <w:rPr>
-          <w:lang w:val="en_US" w:bidi="en_US"/>
-        </w:rPr>
-      </w:r>
-      <w:r>
-        <w:rPr>
-          <w:b/>
-          <w:lang w:val="en_US" w:bidi="en_US"/>
-        </w:rPr>
-        <w:t>What did Jesus say defiles a person?</w:t>
-      </w:r>
-    </w:p>
-    <w:p>
-      <w:pPr/>
-      <w:r>
-        <w:rPr>
-          <w:lang w:val="en_US" w:bidi="en_US"/>
-        </w:rPr>
-      </w:r>
-      <w:r>
-        <w:rPr>
-          <w:lang w:val="en_US" w:bidi="en_US"/>
-        </w:rPr>
-        <w:t>Jesus said that what comes out of a person defiles him.</w:t>
-      </w:r>
-      <w:r>
-        <w:rPr>
-          <w:lang w:val="en_US" w:bidi="en_US"/>
-        </w:rPr>
-      </w:r>
-      <w:r>
-        <w:rPr>
-          <w:lang w:val="en_US" w:bidi="en_US"/>
-        </w:rPr>
-      </w:r>
-    </w:p>
-    <w:p>
-      <w:pPr/>
-      <w:r>
-        <w:rPr>
-          <w:lang w:val="en_US" w:bidi="en_US"/>
-        </w:rPr>
-      </w:r>
-    </w:p>
-    <w:p>
-      <w:pPr>
-        <w:pStyle w:val="Heading2"/>
-      </w:pPr>
-      <w:r>
-        <w:rPr>
-          <w:lang w:val="en_US" w:bidi="en_US"/>
-        </w:rPr>
-        <w:t>Mark 7:21–22</w:t>
-      </w:r>
-      <w:r>
-        <w:rPr>
-          <w:lang w:val="en_US" w:bidi="en_US"/>
-        </w:rPr>
-      </w:r>
-    </w:p>
-    <w:p>
-      <w:pPr/>
-      <w:r>
-        <w:rPr>
-          <w:lang w:val="en_US" w:bidi="en_US"/>
-        </w:rPr>
-      </w:r>
-      <w:r>
-        <w:rPr>
-          <w:b/>
-          <w:lang w:val="en_US" w:bidi="en_US"/>
-        </w:rPr>
-        <w:t>What are the things that Jesus said can come out of a person to defile him?</w:t>
+        <w:t>Mark 7:21–22 (#1)</w:t>
+      </w:r>
+      <w:r>
+        <w:rPr>
+          <w:lang w:val="en_US" w:bidi="en_US"/>
+        </w:rPr>
+      </w:r>
+    </w:p>
+    <w:p>
+      <w:pPr/>
+      <w:r>
+        <w:rPr>
+          <w:lang w:val="en_US" w:bidi="en_US"/>
+        </w:rPr>
+      </w:r>
+      <w:r>
+        <w:rPr>
+          <w:b/>
+          <w:lang w:val="en_US" w:bidi="en_US"/>
+        </w:rPr>
+        <w:t>What are three things that Jesus said can come out of a person to defile him?</w:t>
       </w:r>
     </w:p>
     <w:p>
@@ -7871,7 +7871,7 @@
         <w:rPr>
           <w:lang w:val="en_US" w:bidi="en_US"/>
         </w:rPr>
-        <w:t>Mark 7:25–26</w:t>
+        <w:t>Mark 7:25–26 (#1)</w:t>
       </w:r>
       <w:r>
         <w:rPr>
@@ -7934,7 +7934,7 @@
         <w:rPr>
           <w:lang w:val="en_US" w:bidi="en_US"/>
         </w:rPr>
-        <w:t>Mark 7:28</w:t>
+        <w:t>Mark 7:28 (#1)</w:t>
       </w:r>
       <w:r>
         <w:rPr>
@@ -7997,7 +7997,7 @@
         <w:rPr>
           <w:lang w:val="en_US" w:bidi="en_US"/>
         </w:rPr>
-        <w:t>Mark 7:29–30</w:t>
+        <w:t>Mark 7:29–30 (#1)</w:t>
       </w:r>
       <w:r>
         <w:rPr>
@@ -8060,7 +8060,7 @@
         <w:rPr>
           <w:lang w:val="en_US" w:bidi="en_US"/>
         </w:rPr>
-        <w:t>Mark 7:33–34</w:t>
+        <w:t>Mark 7:33–34 (#1)</w:t>
       </w:r>
       <w:r>
         <w:rPr>
@@ -8123,7 +8123,7 @@
         <w:rPr>
           <w:lang w:val="en_US" w:bidi="en_US"/>
         </w:rPr>
-        <w:t>Mark 7:36</w:t>
+        <w:t>Mark 7:36 (#1)</w:t>
       </w:r>
       <w:r>
         <w:rPr>
@@ -8186,7 +8186,7 @@
         <w:rPr>
           <w:lang w:val="en_US" w:bidi="en_US"/>
         </w:rPr>
-        <w:t>Mark 8:1–2</w:t>
+        <w:t>Mark 8:1–2 (#1)</w:t>
       </w:r>
       <w:r>
         <w:rPr>
@@ -8249,7 +8249,7 @@
         <w:rPr>
           <w:lang w:val="en_US" w:bidi="en_US"/>
         </w:rPr>
-        <w:t>Mark 8:5</w:t>
+        <w:t>Mark 8:5 (#1)</w:t>
       </w:r>
       <w:r>
         <w:rPr>
@@ -8312,7 +8312,7 @@
         <w:rPr>
           <w:lang w:val="en_US" w:bidi="en_US"/>
         </w:rPr>
-        <w:t>Mark 8:6</w:t>
+        <w:t>Mark 8:6 (#1)</w:t>
       </w:r>
       <w:r>
         <w:rPr>
@@ -8375,7 +8375,7 @@
         <w:rPr>
           <w:lang w:val="en_US" w:bidi="en_US"/>
         </w:rPr>
-        <w:t>Mark 8:8</w:t>
+        <w:t>Mark 8:8 (#1)</w:t>
       </w:r>
       <w:r>
         <w:rPr>
@@ -8438,7 +8438,7 @@
         <w:rPr>
           <w:lang w:val="en_US" w:bidi="en_US"/>
         </w:rPr>
-        <w:t>Mark 8:9</w:t>
+        <w:t>Mark 8:9 (#1)</w:t>
       </w:r>
       <w:r>
         <w:rPr>
@@ -8501,7 +8501,7 @@
         <w:rPr>
           <w:lang w:val="en_US" w:bidi="en_US"/>
         </w:rPr>
-        <w:t>Mark 8:11</w:t>
+        <w:t>Mark 8:11 (#1)</w:t>
       </w:r>
       <w:r>
         <w:rPr>
@@ -8564,7 +8564,7 @@
         <w:rPr>
           <w:lang w:val="en_US" w:bidi="en_US"/>
         </w:rPr>
-        <w:t>Mark 8:15</w:t>
+        <w:t>Mark 8:15 (#1)</w:t>
       </w:r>
       <w:r>
         <w:rPr>
@@ -8627,7 +8627,7 @@
         <w:rPr>
           <w:lang w:val="en_US" w:bidi="en_US"/>
         </w:rPr>
-        <w:t>Mark 8:16</w:t>
+        <w:t>Mark 8:16 (#1)</w:t>
       </w:r>
       <w:r>
         <w:rPr>
@@ -8690,7 +8690,7 @@
         <w:rPr>
           <w:lang w:val="en_US" w:bidi="en_US"/>
         </w:rPr>
-        <w:t>Mark 8:19</w:t>
+        <w:t>Mark 8:19 (#1)</w:t>
       </w:r>
       <w:r>
         <w:rPr>
@@ -8753,7 +8753,7 @@
         <w:rPr>
           <w:lang w:val="en_US" w:bidi="en_US"/>
         </w:rPr>
-        <w:t>Mark 8:23</w:t>
+        <w:t>Mark 8:23 (#1)</w:t>
       </w:r>
       <w:r>
         <w:rPr>
@@ -8816,7 +8816,7 @@
         <w:rPr>
           <w:lang w:val="en_US" w:bidi="en_US"/>
         </w:rPr>
-        <w:t>Mark 8:25</w:t>
+        <w:t>Mark 8:25 (#1)</w:t>
       </w:r>
       <w:r>
         <w:rPr>
@@ -8879,7 +8879,7 @@
         <w:rPr>
           <w:lang w:val="en_US" w:bidi="en_US"/>
         </w:rPr>
-        <w:t>Mark 8:28</w:t>
+        <w:t>Mark 8:28 (#1)</w:t>
       </w:r>
       <w:r>
         <w:rPr>
@@ -8942,7 +8942,7 @@
         <w:rPr>
           <w:lang w:val="en_US" w:bidi="en_US"/>
         </w:rPr>
-        <w:t>Mark 8:29</w:t>
+        <w:t>Mark 8:29 (#1)</w:t>
       </w:r>
       <w:r>
         <w:rPr>
@@ -9005,7 +9005,7 @@
         <w:rPr>
           <w:lang w:val="en_US" w:bidi="en_US"/>
         </w:rPr>
-        <w:t>Mark 8:31</w:t>
+        <w:t>Mark 8:31 (#1)</w:t>
       </w:r>
       <w:r>
         <w:rPr>
@@ -9068,7 +9068,7 @@
         <w:rPr>
           <w:lang w:val="en_US" w:bidi="en_US"/>
         </w:rPr>
-        <w:t>Mark 8:33</w:t>
+        <w:t>Mark 8:33 (#1)</w:t>
       </w:r>
       <w:r>
         <w:rPr>
@@ -9102,36 +9102,36 @@
         <w:rPr>
           <w:lang w:val="en_US" w:bidi="en_US"/>
         </w:rPr>
-        <w:t>Jesus said to Peter, “Get behind me Satan! You do not care for the things of God, but for the things of people”.</w:t>
-      </w:r>
-      <w:r>
-        <w:rPr>
-          <w:lang w:val="en_US" w:bidi="en_US"/>
-        </w:rPr>
-      </w:r>
-      <w:r>
-        <w:rPr>
-          <w:lang w:val="en_US" w:bidi="en_US"/>
-        </w:rPr>
-      </w:r>
-    </w:p>
-    <w:p>
-      <w:pPr/>
-      <w:r>
-        <w:rPr>
-          <w:lang w:val="en_US" w:bidi="en_US"/>
-        </w:rPr>
-      </w:r>
-    </w:p>
-    <w:p>
-      <w:pPr>
-        <w:pStyle w:val="Heading2"/>
-      </w:pPr>
-      <w:r>
-        <w:rPr>
-          <w:lang w:val="en_US" w:bidi="en_US"/>
-        </w:rPr>
-        <w:t>Mark 8:34</w:t>
+        <w:t>Jesus said to Peter, “Get behind me Satan! You do not care for the things of God, but for the things of people.”</w:t>
+      </w:r>
+      <w:r>
+        <w:rPr>
+          <w:lang w:val="en_US" w:bidi="en_US"/>
+        </w:rPr>
+      </w:r>
+      <w:r>
+        <w:rPr>
+          <w:lang w:val="en_US" w:bidi="en_US"/>
+        </w:rPr>
+      </w:r>
+    </w:p>
+    <w:p>
+      <w:pPr/>
+      <w:r>
+        <w:rPr>
+          <w:lang w:val="en_US" w:bidi="en_US"/>
+        </w:rPr>
+      </w:r>
+    </w:p>
+    <w:p>
+      <w:pPr>
+        <w:pStyle w:val="Heading2"/>
+      </w:pPr>
+      <w:r>
+        <w:rPr>
+          <w:lang w:val="en_US" w:bidi="en_US"/>
+        </w:rPr>
+        <w:t>Mark 8:34 (#1)</w:t>
       </w:r>
       <w:r>
         <w:rPr>
@@ -9194,7 +9194,7 @@
         <w:rPr>
           <w:lang w:val="en_US" w:bidi="en_US"/>
         </w:rPr>
-        <w:t>Mark 8:36</w:t>
+        <w:t>Mark 8:36 (#1)</w:t>
       </w:r>
       <w:r>
         <w:rPr>
@@ -9257,7 +9257,7 @@
         <w:rPr>
           <w:lang w:val="en_US" w:bidi="en_US"/>
         </w:rPr>
-        <w:t>Mark 8:38</w:t>
+        <w:t>Mark 8:38 (#1)</w:t>
       </w:r>
       <w:r>
         <w:rPr>
@@ -9320,7 +9320,7 @@
         <w:rPr>
           <w:lang w:val="en_US" w:bidi="en_US"/>
         </w:rPr>
-        <w:t>Mark 9:1</w:t>
+        <w:t>Mark 9:1 (#1)</w:t>
       </w:r>
       <w:r>
         <w:rPr>
@@ -9383,7 +9383,7 @@
         <w:rPr>
           <w:lang w:val="en_US" w:bidi="en_US"/>
         </w:rPr>
-        <w:t>Mark 9:2–3</w:t>
+        <w:t>Mark 9:2–3 (#1)</w:t>
       </w:r>
       <w:r>
         <w:rPr>
@@ -9446,7 +9446,7 @@
         <w:rPr>
           <w:lang w:val="en_US" w:bidi="en_US"/>
         </w:rPr>
-        <w:t>Mark 9:4</w:t>
+        <w:t>Mark 9:4 (#1)</w:t>
       </w:r>
       <w:r>
         <w:rPr>
@@ -9509,7 +9509,7 @@
         <w:rPr>
           <w:lang w:val="en_US" w:bidi="en_US"/>
         </w:rPr>
-        <w:t>Mark 9:7</w:t>
+        <w:t>Mark 9:7 (#1)</w:t>
       </w:r>
       <w:r>
         <w:rPr>
@@ -9543,36 +9543,36 @@
         <w:rPr>
           <w:lang w:val="en_US" w:bidi="en_US"/>
         </w:rPr>
-        <w:t>The voice said, “This is my beloved Son. Listen to him”.</w:t>
-      </w:r>
-      <w:r>
-        <w:rPr>
-          <w:lang w:val="en_US" w:bidi="en_US"/>
-        </w:rPr>
-      </w:r>
-      <w:r>
-        <w:rPr>
-          <w:lang w:val="en_US" w:bidi="en_US"/>
-        </w:rPr>
-      </w:r>
-    </w:p>
-    <w:p>
-      <w:pPr/>
-      <w:r>
-        <w:rPr>
-          <w:lang w:val="en_US" w:bidi="en_US"/>
-        </w:rPr>
-      </w:r>
-    </w:p>
-    <w:p>
-      <w:pPr>
-        <w:pStyle w:val="Heading2"/>
-      </w:pPr>
-      <w:r>
-        <w:rPr>
-          <w:lang w:val="en_US" w:bidi="en_US"/>
-        </w:rPr>
-        <w:t>Mark 9:9</w:t>
+        <w:t>The voice said, “This is my beloved Son. Listen to him.”</w:t>
+      </w:r>
+      <w:r>
+        <w:rPr>
+          <w:lang w:val="en_US" w:bidi="en_US"/>
+        </w:rPr>
+      </w:r>
+      <w:r>
+        <w:rPr>
+          <w:lang w:val="en_US" w:bidi="en_US"/>
+        </w:rPr>
+      </w:r>
+    </w:p>
+    <w:p>
+      <w:pPr/>
+      <w:r>
+        <w:rPr>
+          <w:lang w:val="en_US" w:bidi="en_US"/>
+        </w:rPr>
+      </w:r>
+    </w:p>
+    <w:p>
+      <w:pPr>
+        <w:pStyle w:val="Heading2"/>
+      </w:pPr>
+      <w:r>
+        <w:rPr>
+          <w:lang w:val="en_US" w:bidi="en_US"/>
+        </w:rPr>
+        <w:t>Mark 9:9 (#1)</w:t>
       </w:r>
       <w:r>
         <w:rPr>
@@ -9635,7 +9635,7 @@
         <w:rPr>
           <w:lang w:val="en_US" w:bidi="en_US"/>
         </w:rPr>
-        <w:t>Mark 9:11–13</w:t>
+        <w:t>Mark 9:11–13 (#1)</w:t>
       </w:r>
       <w:r>
         <w:rPr>
@@ -9698,7 +9698,7 @@
         <w:rPr>
           <w:lang w:val="en_US" w:bidi="en_US"/>
         </w:rPr>
-        <w:t>Mark 9:17–18</w:t>
+        <w:t>Mark 9:17–18 (#1)</w:t>
       </w:r>
       <w:r>
         <w:rPr>
@@ -9761,7 +9761,7 @@
         <w:rPr>
           <w:lang w:val="en_US" w:bidi="en_US"/>
         </w:rPr>
-        <w:t>Mark 9:22</w:t>
+        <w:t>Mark 9:22 (#1)</w:t>
       </w:r>
       <w:r>
         <w:rPr>
@@ -9824,7 +9824,7 @@
         <w:rPr>
           <w:lang w:val="en_US" w:bidi="en_US"/>
         </w:rPr>
-        <w:t>Mark 9:23–24</w:t>
+        <w:t>Mark 9:23–24 (#1)</w:t>
       </w:r>
       <w:r>
         <w:rPr>
@@ -9887,7 +9887,7 @@
         <w:rPr>
           <w:lang w:val="en_US" w:bidi="en_US"/>
         </w:rPr>
-        <w:t>Mark 9:28–29</w:t>
+        <w:t>Mark 9:28–29 (#1)</w:t>
       </w:r>
       <w:r>
         <w:rPr>
@@ -9950,7 +9950,7 @@
         <w:rPr>
           <w:lang w:val="en_US" w:bidi="en_US"/>
         </w:rPr>
-        <w:t>Mark 9:31</w:t>
+        <w:t>Mark 9:31 (#1)</w:t>
       </w:r>
       <w:r>
         <w:rPr>
@@ -10013,7 +10013,7 @@
         <w:rPr>
           <w:lang w:val="en_US" w:bidi="en_US"/>
         </w:rPr>
-        <w:t>Mark 9:33–34</w:t>
+        <w:t>Mark 9:33–34 (#1)</w:t>
       </w:r>
       <w:r>
         <w:rPr>
@@ -10076,7 +10076,7 @@
         <w:rPr>
           <w:lang w:val="en_US" w:bidi="en_US"/>
         </w:rPr>
-        <w:t>Mark 9:35</w:t>
+        <w:t>Mark 9:35 (#1)</w:t>
       </w:r>
       <w:r>
         <w:rPr>
@@ -10139,7 +10139,7 @@
         <w:rPr>
           <w:lang w:val="en_US" w:bidi="en_US"/>
         </w:rPr>
-        <w:t>Mark 9:36–37</w:t>
+        <w:t>Mark 9:36–37 (#1)</w:t>
       </w:r>
       <w:r>
         <w:rPr>
@@ -10202,7 +10202,7 @@
         <w:rPr>
           <w:lang w:val="en_US" w:bidi="en_US"/>
         </w:rPr>
-        <w:t>Mark 9:42</w:t>
+        <w:t>Mark 9:42 (#1)</w:t>
       </w:r>
       <w:r>
         <w:rPr>
@@ -10265,7 +10265,7 @@
         <w:rPr>
           <w:lang w:val="en_US" w:bidi="en_US"/>
         </w:rPr>
-        <w:t>Mark 9:47</w:t>
+        <w:t>Mark 9:47 (#1)</w:t>
       </w:r>
       <w:r>
         <w:rPr>
@@ -10328,7 +10328,7 @@
         <w:rPr>
           <w:lang w:val="en_US" w:bidi="en_US"/>
         </w:rPr>
-        <w:t>Mark 9:48</w:t>
+        <w:t>Mark 9:48 (#1)</w:t>
       </w:r>
       <w:r>
         <w:rPr>
@@ -10391,7 +10391,7 @@
         <w:rPr>
           <w:lang w:val="en_US" w:bidi="en_US"/>
         </w:rPr>
-        <w:t>Mark 10:2</w:t>
+        <w:t>Mark 10:2 (#1)</w:t>
       </w:r>
       <w:r>
         <w:rPr>
@@ -10454,7 +10454,7 @@
         <w:rPr>
           <w:lang w:val="en_US" w:bidi="en_US"/>
         </w:rPr>
-        <w:t>Mark 10:4</w:t>
+        <w:t>Mark 10:4 (#1)</w:t>
       </w:r>
       <w:r>
         <w:rPr>
@@ -10517,7 +10517,7 @@
         <w:rPr>
           <w:lang w:val="en_US" w:bidi="en_US"/>
         </w:rPr>
-        <w:t>Mark 10:5</w:t>
+        <w:t>Mark 10:5 (#1)</w:t>
       </w:r>
       <w:r>
         <w:rPr>
@@ -10580,7 +10580,7 @@
         <w:rPr>
           <w:lang w:val="en_US" w:bidi="en_US"/>
         </w:rPr>
-        <w:t>Mark 10:6</w:t>
+        <w:t>Mark 10:6 (#1)</w:t>
       </w:r>
       <w:r>
         <w:rPr>
@@ -10643,7 +10643,7 @@
         <w:rPr>
           <w:lang w:val="en_US" w:bidi="en_US"/>
         </w:rPr>
-        <w:t>Mark 10:7–8</w:t>
+        <w:t>Mark 10:7–8 (#1)</w:t>
       </w:r>
       <w:r>
         <w:rPr>
@@ -10706,7 +10706,7 @@
         <w:rPr>
           <w:lang w:val="en_US" w:bidi="en_US"/>
         </w:rPr>
-        <w:t>Mark 10:9</w:t>
+        <w:t>Mark 10:9 (#1)</w:t>
       </w:r>
       <w:r>
         <w:rPr>
@@ -10769,7 +10769,7 @@
         <w:rPr>
           <w:lang w:val="en_US" w:bidi="en_US"/>
         </w:rPr>
-        <w:t>Mark 10:13–14</w:t>
+        <w:t>Mark 10:13–14 (#1)</w:t>
       </w:r>
       <w:r>
         <w:rPr>
@@ -10832,7 +10832,7 @@
         <w:rPr>
           <w:lang w:val="en_US" w:bidi="en_US"/>
         </w:rPr>
-        <w:t>Mark 10:15</w:t>
+        <w:t>Mark 10:15 (#1)</w:t>
       </w:r>
       <w:r>
         <w:rPr>
@@ -10895,7 +10895,7 @@
         <w:rPr>
           <w:lang w:val="en_US" w:bidi="en_US"/>
         </w:rPr>
-        <w:t>Mark 10:19</w:t>
+        <w:t>Mark 10:19 (#1)</w:t>
       </w:r>
       <w:r>
         <w:rPr>
@@ -10958,7 +10958,7 @@
         <w:rPr>
           <w:lang w:val="en_US" w:bidi="en_US"/>
         </w:rPr>
-        <w:t>Mark 10:21</w:t>
+        <w:t>Mark 10:21 (#1)</w:t>
       </w:r>
       <w:r>
         <w:rPr>
@@ -10992,36 +10992,36 @@
         <w:rPr>
           <w:lang w:val="en_US" w:bidi="en_US"/>
         </w:rPr>
-        <w:t>Jesus then commanded the man to sell all that he had and to follow him.</w:t>
-      </w:r>
-      <w:r>
-        <w:rPr>
-          <w:lang w:val="en_US" w:bidi="en_US"/>
-        </w:rPr>
-      </w:r>
-      <w:r>
-        <w:rPr>
-          <w:lang w:val="en_US" w:bidi="en_US"/>
-        </w:rPr>
-      </w:r>
-    </w:p>
-    <w:p>
-      <w:pPr/>
-      <w:r>
-        <w:rPr>
-          <w:lang w:val="en_US" w:bidi="en_US"/>
-        </w:rPr>
-      </w:r>
-    </w:p>
-    <w:p>
-      <w:pPr>
-        <w:pStyle w:val="Heading2"/>
-      </w:pPr>
-      <w:r>
-        <w:rPr>
-          <w:lang w:val="en_US" w:bidi="en_US"/>
-        </w:rPr>
-        <w:t>Mark 10:22</w:t>
+        <w:t>Jesus then commanded the man to sell at that he had and to follow him.</w:t>
+      </w:r>
+      <w:r>
+        <w:rPr>
+          <w:lang w:val="en_US" w:bidi="en_US"/>
+        </w:rPr>
+      </w:r>
+      <w:r>
+        <w:rPr>
+          <w:lang w:val="en_US" w:bidi="en_US"/>
+        </w:rPr>
+      </w:r>
+    </w:p>
+    <w:p>
+      <w:pPr/>
+      <w:r>
+        <w:rPr>
+          <w:lang w:val="en_US" w:bidi="en_US"/>
+        </w:rPr>
+      </w:r>
+    </w:p>
+    <w:p>
+      <w:pPr>
+        <w:pStyle w:val="Heading2"/>
+      </w:pPr>
+      <w:r>
+        <w:rPr>
+          <w:lang w:val="en_US" w:bidi="en_US"/>
+        </w:rPr>
+        <w:t>Mark 10:22 (#1)</w:t>
       </w:r>
       <w:r>
         <w:rPr>
@@ -11084,7 +11084,7 @@
         <w:rPr>
           <w:lang w:val="en_US" w:bidi="en_US"/>
         </w:rPr>
-        <w:t>Mark 10:23–25</w:t>
+        <w:t>Mark 10:23–25 (#1)</w:t>
       </w:r>
       <w:r>
         <w:rPr>
@@ -11147,7 +11147,7 @@
         <w:rPr>
           <w:lang w:val="en_US" w:bidi="en_US"/>
         </w:rPr>
-        <w:t>Mark 10:26–27</w:t>
+        <w:t>Mark 10:26–27 (#1)</w:t>
       </w:r>
       <w:r>
         <w:rPr>
@@ -11210,7 +11210,7 @@
         <w:rPr>
           <w:lang w:val="en_US" w:bidi="en_US"/>
         </w:rPr>
-        <w:t>Mark 10:29–30</w:t>
+        <w:t>Mark 10:29–30 (#1)</w:t>
       </w:r>
       <w:r>
         <w:rPr>
@@ -11273,7 +11273,7 @@
         <w:rPr>
           <w:lang w:val="en_US" w:bidi="en_US"/>
         </w:rPr>
-        <w:t>Mark 10:32</w:t>
+        <w:t>Mark 10:32 (#1)</w:t>
       </w:r>
       <w:r>
         <w:rPr>
@@ -11336,7 +11336,7 @@
         <w:rPr>
           <w:lang w:val="en_US" w:bidi="en_US"/>
         </w:rPr>
-        <w:t>Mark 10:33–34</w:t>
+        <w:t>Mark 10:33–34 (#1)</w:t>
       </w:r>
       <w:r>
         <w:rPr>
@@ -11399,7 +11399,7 @@
         <w:rPr>
           <w:lang w:val="en_US" w:bidi="en_US"/>
         </w:rPr>
-        <w:t>Mark 10:35–37</w:t>
+        <w:t>Mark 10:35–37 (#1)</w:t>
       </w:r>
       <w:r>
         <w:rPr>
@@ -11462,7 +11462,7 @@
         <w:rPr>
           <w:lang w:val="en_US" w:bidi="en_US"/>
         </w:rPr>
-        <w:t>Mark 10:39</w:t>
+        <w:t>Mark 10:39 (#1)</w:t>
       </w:r>
       <w:r>
         <w:rPr>
@@ -11525,7 +11525,7 @@
         <w:rPr>
           <w:lang w:val="en_US" w:bidi="en_US"/>
         </w:rPr>
-        <w:t>Mark 10:40</w:t>
+        <w:t>Mark 10:40 (#1)</w:t>
       </w:r>
       <w:r>
         <w:rPr>
@@ -11588,7 +11588,7 @@
         <w:rPr>
           <w:lang w:val="en_US" w:bidi="en_US"/>
         </w:rPr>
-        <w:t>Mark 10:42</w:t>
+        <w:t>Mark 10:42 (#1)</w:t>
       </w:r>
       <w:r>
         <w:rPr>
@@ -11651,7 +11651,7 @@
         <w:rPr>
           <w:lang w:val="en_US" w:bidi="en_US"/>
         </w:rPr>
-        <w:t>Mark 10:43–44</w:t>
+        <w:t>Mark 10:43–44 (#1)</w:t>
       </w:r>
       <w:r>
         <w:rPr>
@@ -11714,7 +11714,7 @@
         <w:rPr>
           <w:lang w:val="en_US" w:bidi="en_US"/>
         </w:rPr>
-        <w:t>Mark 10:48</w:t>
+        <w:t>Mark 10:48 (#1)</w:t>
       </w:r>
       <w:r>
         <w:rPr>
@@ -11777,7 +11777,7 @@
         <w:rPr>
           <w:lang w:val="en_US" w:bidi="en_US"/>
         </w:rPr>
-        <w:t>Mark 10:52</w:t>
+        <w:t>Mark 10:52 (#1)</w:t>
       </w:r>
       <w:r>
         <w:rPr>
@@ -11840,7 +11840,7 @@
         <w:rPr>
           <w:lang w:val="en_US" w:bidi="en_US"/>
         </w:rPr>
-        <w:t>Mark 11:2</w:t>
+        <w:t>Mark 11:2 (#1)</w:t>
       </w:r>
       <w:r>
         <w:rPr>
@@ -11903,7 +11903,7 @@
         <w:rPr>
           <w:lang w:val="en_US" w:bidi="en_US"/>
         </w:rPr>
-        <w:t>Mark 11:5–6</w:t>
+        <w:t>Mark 11:5–6 (#1)</w:t>
       </w:r>
       <w:r>
         <w:rPr>
@@ -11966,7 +11966,7 @@
         <w:rPr>
           <w:lang w:val="en_US" w:bidi="en_US"/>
         </w:rPr>
-        <w:t>Mark 11:8</w:t>
+        <w:t>Mark 11:8 (#1)</w:t>
       </w:r>
       <w:r>
         <w:rPr>
@@ -12029,7 +12029,7 @@
         <w:rPr>
           <w:lang w:val="en_US" w:bidi="en_US"/>
         </w:rPr>
-        <w:t>Mark 11:10</w:t>
+        <w:t>Mark 11:10 (#1)</w:t>
       </w:r>
       <w:r>
         <w:rPr>
@@ -12092,7 +12092,7 @@
         <w:rPr>
           <w:lang w:val="en_US" w:bidi="en_US"/>
         </w:rPr>
-        <w:t>Mark 11:11</w:t>
+        <w:t>Mark 11:11 (#1)</w:t>
       </w:r>
       <w:r>
         <w:rPr>
@@ -12155,7 +12155,7 @@
         <w:rPr>
           <w:lang w:val="en_US" w:bidi="en_US"/>
         </w:rPr>
-        <w:t>Mark 11:14</w:t>
+        <w:t>Mark 11:14 (#1)</w:t>
       </w:r>
       <w:r>
         <w:rPr>
@@ -12189,36 +12189,36 @@
         <w:rPr>
           <w:lang w:val="en_US" w:bidi="en_US"/>
         </w:rPr>
-        <w:t>Jesus said to the fig tree, “No one will ever eat fruit from you”.</w:t>
-      </w:r>
-      <w:r>
-        <w:rPr>
-          <w:lang w:val="en_US" w:bidi="en_US"/>
-        </w:rPr>
-      </w:r>
-      <w:r>
-        <w:rPr>
-          <w:lang w:val="en_US" w:bidi="en_US"/>
-        </w:rPr>
-      </w:r>
-    </w:p>
-    <w:p>
-      <w:pPr/>
-      <w:r>
-        <w:rPr>
-          <w:lang w:val="en_US" w:bidi="en_US"/>
-        </w:rPr>
-      </w:r>
-    </w:p>
-    <w:p>
-      <w:pPr>
-        <w:pStyle w:val="Heading2"/>
-      </w:pPr>
-      <w:r>
-        <w:rPr>
-          <w:lang w:val="en_US" w:bidi="en_US"/>
-        </w:rPr>
-        <w:t>Mark 11:15–16</w:t>
+        <w:t>Jesus said to the fig tree, “No one will ever eat fruit from you.”</w:t>
+      </w:r>
+      <w:r>
+        <w:rPr>
+          <w:lang w:val="en_US" w:bidi="en_US"/>
+        </w:rPr>
+      </w:r>
+      <w:r>
+        <w:rPr>
+          <w:lang w:val="en_US" w:bidi="en_US"/>
+        </w:rPr>
+      </w:r>
+    </w:p>
+    <w:p>
+      <w:pPr/>
+      <w:r>
+        <w:rPr>
+          <w:lang w:val="en_US" w:bidi="en_US"/>
+        </w:rPr>
+      </w:r>
+    </w:p>
+    <w:p>
+      <w:pPr>
+        <w:pStyle w:val="Heading2"/>
+      </w:pPr>
+      <w:r>
+        <w:rPr>
+          <w:lang w:val="en_US" w:bidi="en_US"/>
+        </w:rPr>
+        <w:t>Mark 11:15–16 (#1)</w:t>
       </w:r>
       <w:r>
         <w:rPr>
@@ -12281,7 +12281,7 @@
         <w:rPr>
           <w:lang w:val="en_US" w:bidi="en_US"/>
         </w:rPr>
-        <w:t>Mark 11:17</w:t>
+        <w:t>Mark 11:17 (#1)</w:t>
       </w:r>
       <w:r>
         <w:rPr>
@@ -12407,7 +12407,7 @@
         <w:rPr>
           <w:lang w:val="en_US" w:bidi="en_US"/>
         </w:rPr>
-        <w:t>Mark 11:18</w:t>
+        <w:t>Mark 11:18 (#1)</w:t>
       </w:r>
       <w:r>
         <w:rPr>
@@ -12470,7 +12470,7 @@
         <w:rPr>
           <w:lang w:val="en_US" w:bidi="en_US"/>
         </w:rPr>
-        <w:t>Mark 11:20</w:t>
+        <w:t>Mark 11:20 (#1)</w:t>
       </w:r>
       <w:r>
         <w:rPr>
@@ -12533,7 +12533,7 @@
         <w:rPr>
           <w:lang w:val="en_US" w:bidi="en_US"/>
         </w:rPr>
-        <w:t>Mark 11:24</w:t>
+        <w:t>Mark 11:24 (#1)</w:t>
       </w:r>
       <w:r>
         <w:rPr>
@@ -12596,7 +12596,7 @@
         <w:rPr>
           <w:lang w:val="en_US" w:bidi="en_US"/>
         </w:rPr>
-        <w:t>Mark 11:25</w:t>
+        <w:t>Mark 11:25 (#1)</w:t>
       </w:r>
       <w:r>
         <w:rPr>
@@ -12659,7 +12659,7 @@
         <w:rPr>
           <w:lang w:val="en_US" w:bidi="en_US"/>
         </w:rPr>
-        <w:t>Mark 11:27–28</w:t>
+        <w:t>Mark 11:27–28 (#1)</w:t>
       </w:r>
       <w:r>
         <w:rPr>
@@ -12722,7 +12722,7 @@
         <w:rPr>
           <w:lang w:val="en_US" w:bidi="en_US"/>
         </w:rPr>
-        <w:t>Mark 11:29–30</w:t>
+        <w:t>Mark 11:29–30 (#1)</w:t>
       </w:r>
       <w:r>
         <w:rPr>
@@ -12785,7 +12785,7 @@
         <w:rPr>
           <w:lang w:val="en_US" w:bidi="en_US"/>
         </w:rPr>
-        <w:t>Mark 11:31</w:t>
+        <w:t>Mark 11:31 (#1)</w:t>
       </w:r>
       <w:r>
         <w:rPr>
@@ -12819,36 +12819,36 @@
         <w:rPr>
           <w:lang w:val="en_US" w:bidi="en_US"/>
         </w:rPr>
-        <w:t>They did not want to give this answer because Jesus would ask why they didn’t believe John.</w:t>
-      </w:r>
-      <w:r>
-        <w:rPr>
-          <w:lang w:val="en_US" w:bidi="en_US"/>
-        </w:rPr>
-      </w:r>
-      <w:r>
-        <w:rPr>
-          <w:lang w:val="en_US" w:bidi="en_US"/>
-        </w:rPr>
-      </w:r>
-    </w:p>
-    <w:p>
-      <w:pPr/>
-      <w:r>
-        <w:rPr>
-          <w:lang w:val="en_US" w:bidi="en_US"/>
-        </w:rPr>
-      </w:r>
-    </w:p>
-    <w:p>
-      <w:pPr>
-        <w:pStyle w:val="Heading2"/>
-      </w:pPr>
-      <w:r>
-        <w:rPr>
-          <w:lang w:val="en_US" w:bidi="en_US"/>
-        </w:rPr>
-        <w:t>Mark 11:32</w:t>
+        <w:t>They did not want to give this answer because Jesus would ask why they did not believe John.</w:t>
+      </w:r>
+      <w:r>
+        <w:rPr>
+          <w:lang w:val="en_US" w:bidi="en_US"/>
+        </w:rPr>
+      </w:r>
+      <w:r>
+        <w:rPr>
+          <w:lang w:val="en_US" w:bidi="en_US"/>
+        </w:rPr>
+      </w:r>
+    </w:p>
+    <w:p>
+      <w:pPr/>
+      <w:r>
+        <w:rPr>
+          <w:lang w:val="en_US" w:bidi="en_US"/>
+        </w:rPr>
+      </w:r>
+    </w:p>
+    <w:p>
+      <w:pPr>
+        <w:pStyle w:val="Heading2"/>
+      </w:pPr>
+      <w:r>
+        <w:rPr>
+          <w:lang w:val="en_US" w:bidi="en_US"/>
+        </w:rPr>
+        <w:t>Mark 11:32 (#1)</w:t>
       </w:r>
       <w:r>
         <w:rPr>
@@ -12911,7 +12911,7 @@
         <w:rPr>
           <w:lang w:val="en_US" w:bidi="en_US"/>
         </w:rPr>
-        <w:t>Mark 12:1</w:t>
+        <w:t>Mark 12:1 (#1)</w:t>
       </w:r>
       <w:r>
         <w:rPr>
@@ -12974,7 +12974,7 @@
         <w:rPr>
           <w:lang w:val="en_US" w:bidi="en_US"/>
         </w:rPr>
-        <w:t>Mark 12:5</w:t>
+        <w:t>Mark 12:5 (#1)</w:t>
       </w:r>
       <w:r>
         <w:rPr>
@@ -13037,7 +13037,7 @@
         <w:rPr>
           <w:lang w:val="en_US" w:bidi="en_US"/>
         </w:rPr>
-        <w:t>Mark 12:6</w:t>
+        <w:t>Mark 12:6 (#1)</w:t>
       </w:r>
       <w:r>
         <w:rPr>
@@ -13100,7 +13100,7 @@
         <w:rPr>
           <w:lang w:val="en_US" w:bidi="en_US"/>
         </w:rPr>
-        <w:t>Mark 12:8</w:t>
+        <w:t>Mark 12:8 (#1)</w:t>
       </w:r>
       <w:r>
         <w:rPr>
@@ -13163,7 +13163,7 @@
         <w:rPr>
           <w:lang w:val="en_US" w:bidi="en_US"/>
         </w:rPr>
-        <w:t>Mark 12:9</w:t>
+        <w:t>Mark 12:9 (#1)</w:t>
       </w:r>
       <w:r>
         <w:rPr>
@@ -13226,7 +13226,7 @@
         <w:rPr>
           <w:lang w:val="en_US" w:bidi="en_US"/>
         </w:rPr>
-        <w:t>Mark 12:10</w:t>
+        <w:t>Mark 12:10 (#1)</w:t>
       </w:r>
       <w:r>
         <w:rPr>
@@ -13289,7 +13289,7 @@
         <w:rPr>
           <w:lang w:val="en_US" w:bidi="en_US"/>
         </w:rPr>
-        <w:t>Mark 12:14</w:t>
+        <w:t>Mark 12:14 (#1)</w:t>
       </w:r>
       <w:r>
         <w:rPr>
@@ -13352,7 +13352,7 @@
         <w:rPr>
           <w:lang w:val="en_US" w:bidi="en_US"/>
         </w:rPr>
-        <w:t>Mark 12:17</w:t>
+        <w:t>Mark 12:17 (#1)</w:t>
       </w:r>
       <w:r>
         <w:rPr>
@@ -13415,7 +13415,7 @@
         <w:rPr>
           <w:lang w:val="en_US" w:bidi="en_US"/>
         </w:rPr>
-        <w:t>Mark 12:18</w:t>
+        <w:t>Mark 12:18 (#1)</w:t>
       </w:r>
       <w:r>
         <w:rPr>
@@ -13478,7 +13478,7 @@
         <w:rPr>
           <w:lang w:val="en_US" w:bidi="en_US"/>
         </w:rPr>
-        <w:t>Mark 12:22</w:t>
+        <w:t>Mark 12:22 (#1)</w:t>
       </w:r>
       <w:r>
         <w:rPr>
@@ -13541,7 +13541,7 @@
         <w:rPr>
           <w:lang w:val="en_US" w:bidi="en_US"/>
         </w:rPr>
-        <w:t>Mark 12:23</w:t>
+        <w:t>Mark 12:23 (#1)</w:t>
       </w:r>
       <w:r>
         <w:rPr>
@@ -13604,7 +13604,7 @@
         <w:rPr>
           <w:lang w:val="en_US" w:bidi="en_US"/>
         </w:rPr>
-        <w:t>Mark 12:24</w:t>
+        <w:t>Mark 12:24 (#1)</w:t>
       </w:r>
       <w:r>
         <w:rPr>
@@ -13667,7 +13667,7 @@
         <w:rPr>
           <w:lang w:val="en_US" w:bidi="en_US"/>
         </w:rPr>
-        <w:t>Mark 12:25</w:t>
+        <w:t>Mark 12:25 (#1)</w:t>
       </w:r>
       <w:r>
         <w:rPr>
@@ -13730,7 +13730,7 @@
         <w:rPr>
           <w:lang w:val="en_US" w:bidi="en_US"/>
         </w:rPr>
-        <w:t>Mark 12:26–27</w:t>
+        <w:t>Mark 12:26–27 (#1)</w:t>
       </w:r>
       <w:r>
         <w:rPr>
@@ -13764,36 +13764,36 @@
         <w:rPr>
           <w:lang w:val="en_US" w:bidi="en_US"/>
         </w:rPr>
-        <w:t>Jesus quoted from the book of Moses, where God says that he is the God of Abraham, Isaac, and Jacob - all who must then be still alive.</w:t>
-      </w:r>
-      <w:r>
-        <w:rPr>
-          <w:lang w:val="en_US" w:bidi="en_US"/>
-        </w:rPr>
-      </w:r>
-      <w:r>
-        <w:rPr>
-          <w:lang w:val="en_US" w:bidi="en_US"/>
-        </w:rPr>
-      </w:r>
-    </w:p>
-    <w:p>
-      <w:pPr/>
-      <w:r>
-        <w:rPr>
-          <w:lang w:val="en_US" w:bidi="en_US"/>
-        </w:rPr>
-      </w:r>
-    </w:p>
-    <w:p>
-      <w:pPr>
-        <w:pStyle w:val="Heading2"/>
-      </w:pPr>
-      <w:r>
-        <w:rPr>
-          <w:lang w:val="en_US" w:bidi="en_US"/>
-        </w:rPr>
-        <w:t>Mark 12:29–30</w:t>
+        <w:t>Jesus quoted from the book of Moses, where God says that he is the God of Abraham, Isaac, and Jacob, all whom must then be still alive.</w:t>
+      </w:r>
+      <w:r>
+        <w:rPr>
+          <w:lang w:val="en_US" w:bidi="en_US"/>
+        </w:rPr>
+      </w:r>
+      <w:r>
+        <w:rPr>
+          <w:lang w:val="en_US" w:bidi="en_US"/>
+        </w:rPr>
+      </w:r>
+    </w:p>
+    <w:p>
+      <w:pPr/>
+      <w:r>
+        <w:rPr>
+          <w:lang w:val="en_US" w:bidi="en_US"/>
+        </w:rPr>
+      </w:r>
+    </w:p>
+    <w:p>
+      <w:pPr>
+        <w:pStyle w:val="Heading2"/>
+      </w:pPr>
+      <w:r>
+        <w:rPr>
+          <w:lang w:val="en_US" w:bidi="en_US"/>
+        </w:rPr>
+        <w:t>Mark 12:29–30 (#1)</w:t>
       </w:r>
       <w:r>
         <w:rPr>
@@ -13856,7 +13856,7 @@
         <w:rPr>
           <w:lang w:val="en_US" w:bidi="en_US"/>
         </w:rPr>
-        <w:t>Mark 12:31</w:t>
+        <w:t>Mark 12:31 (#1)</w:t>
       </w:r>
       <w:r>
         <w:rPr>
@@ -13919,7 +13919,7 @@
         <w:rPr>
           <w:lang w:val="en_US" w:bidi="en_US"/>
         </w:rPr>
-        <w:t>Mark 12:35–37</w:t>
+        <w:t>Mark 12:35–37 (#1)</w:t>
       </w:r>
       <w:r>
         <w:rPr>
@@ -13982,7 +13982,7 @@
         <w:rPr>
           <w:lang w:val="en_US" w:bidi="en_US"/>
         </w:rPr>
-        <w:t>Mark 12:38–40</w:t>
+        <w:t>Mark 12:38–40 (#1)</w:t>
       </w:r>
       <w:r>
         <w:rPr>
@@ -14045,7 +14045,7 @@
         <w:rPr>
           <w:lang w:val="en_US" w:bidi="en_US"/>
         </w:rPr>
-        <w:t>Mark 12:44</w:t>
+        <w:t>Mark 12:44 (#1)</w:t>
       </w:r>
       <w:r>
         <w:rPr>
@@ -14108,7 +14108,7 @@
         <w:rPr>
           <w:lang w:val="en_US" w:bidi="en_US"/>
         </w:rPr>
-        <w:t>Mark 13:2</w:t>
+        <w:t>Mark 13:2 (#1)</w:t>
       </w:r>
       <w:r>
         <w:rPr>
@@ -14171,7 +14171,7 @@
         <w:rPr>
           <w:lang w:val="en_US" w:bidi="en_US"/>
         </w:rPr>
-        <w:t>Mark 13:4</w:t>
+        <w:t>Mark 13:4 (#1)</w:t>
       </w:r>
       <w:r>
         <w:rPr>
@@ -14234,7 +14234,7 @@
         <w:rPr>
           <w:lang w:val="en_US" w:bidi="en_US"/>
         </w:rPr>
-        <w:t>Mark 13:5–6</w:t>
+        <w:t>Mark 13:5–6 (#1)</w:t>
       </w:r>
       <w:r>
         <w:rPr>
@@ -14297,7 +14297,7 @@
         <w:rPr>
           <w:lang w:val="en_US" w:bidi="en_US"/>
         </w:rPr>
-        <w:t>Mark 13:7–8</w:t>
+        <w:t>Mark 13:7–8 (#1)</w:t>
       </w:r>
       <w:r>
         <w:rPr>
@@ -14360,7 +14360,7 @@
         <w:rPr>
           <w:lang w:val="en_US" w:bidi="en_US"/>
         </w:rPr>
-        <w:t>Mark 13:9</w:t>
+        <w:t>Mark 13:9 (#1)</w:t>
       </w:r>
       <w:r>
         <w:rPr>
@@ -14423,7 +14423,7 @@
         <w:rPr>
           <w:lang w:val="en_US" w:bidi="en_US"/>
         </w:rPr>
-        <w:t>Mark 13:10</w:t>
+        <w:t>Mark 13:10 (#1)</w:t>
       </w:r>
       <w:r>
         <w:rPr>
@@ -14486,7 +14486,7 @@
         <w:rPr>
           <w:lang w:val="en_US" w:bidi="en_US"/>
         </w:rPr>
-        <w:t>Mark 13:12</w:t>
+        <w:t>Mark 13:12 (#1)</w:t>
       </w:r>
       <w:r>
         <w:rPr>
@@ -14549,7 +14549,7 @@
         <w:rPr>
           <w:lang w:val="en_US" w:bidi="en_US"/>
         </w:rPr>
-        <w:t>Mark 13:13</w:t>
+        <w:t>Mark 13:13 (#1)</w:t>
       </w:r>
       <w:r>
         <w:rPr>
@@ -14612,7 +14612,7 @@
         <w:rPr>
           <w:lang w:val="en_US" w:bidi="en_US"/>
         </w:rPr>
-        <w:t>Mark 13:14</w:t>
+        <w:t>Mark 13:14 (#1)</w:t>
       </w:r>
       <w:r>
         <w:rPr>
@@ -14675,7 +14675,7 @@
         <w:rPr>
           <w:lang w:val="en_US" w:bidi="en_US"/>
         </w:rPr>
-        <w:t>Mark 13:20</w:t>
+        <w:t>Mark 13:20 (#1)</w:t>
       </w:r>
       <w:r>
         <w:rPr>
@@ -14738,7 +14738,7 @@
         <w:rPr>
           <w:lang w:val="en_US" w:bidi="en_US"/>
         </w:rPr>
-        <w:t>Mark 13:22</w:t>
+        <w:t>Mark 13:22 (#1)</w:t>
       </w:r>
       <w:r>
         <w:rPr>
@@ -14801,7 +14801,7 @@
         <w:rPr>
           <w:lang w:val="en_US" w:bidi="en_US"/>
         </w:rPr>
-        <w:t>Mark 13:24–25</w:t>
+        <w:t>Mark 13:24–25 (#1)</w:t>
       </w:r>
       <w:r>
         <w:rPr>
@@ -14864,7 +14864,7 @@
         <w:rPr>
           <w:lang w:val="en_US" w:bidi="en_US"/>
         </w:rPr>
-        <w:t>Mark 13:26</w:t>
+        <w:t>Mark 13:26 (#1)</w:t>
       </w:r>
       <w:r>
         <w:rPr>
@@ -14927,7 +14927,7 @@
         <w:rPr>
           <w:lang w:val="en_US" w:bidi="en_US"/>
         </w:rPr>
-        <w:t>Mark 13:27</w:t>
+        <w:t>Mark 13:27 (#1)</w:t>
       </w:r>
       <w:r>
         <w:rPr>
@@ -14990,7 +14990,7 @@
         <w:rPr>
           <w:lang w:val="en_US" w:bidi="en_US"/>
         </w:rPr>
-        <w:t>Mark 13:30</w:t>
+        <w:t>Mark 13:30 (#1)</w:t>
       </w:r>
       <w:r>
         <w:rPr>
@@ -15053,7 +15053,7 @@
         <w:rPr>
           <w:lang w:val="en_US" w:bidi="en_US"/>
         </w:rPr>
-        <w:t>Mark 13:31</w:t>
+        <w:t>Mark 13:31 (#1)</w:t>
       </w:r>
       <w:r>
         <w:rPr>
@@ -15116,7 +15116,7 @@
         <w:rPr>
           <w:lang w:val="en_US" w:bidi="en_US"/>
         </w:rPr>
-        <w:t>Mark 13:32</w:t>
+        <w:t>Mark 13:32 (#1)</w:t>
       </w:r>
       <w:r>
         <w:rPr>
@@ -15179,7 +15179,7 @@
         <w:rPr>
           <w:lang w:val="en_US" w:bidi="en_US"/>
         </w:rPr>
-        <w:t>Mark 13:33</w:t>
+        <w:t>Mark 13:33 (#1)</w:t>
       </w:r>
       <w:r>
         <w:rPr>
@@ -15242,7 +15242,7 @@
         <w:rPr>
           <w:lang w:val="en_US" w:bidi="en_US"/>
         </w:rPr>
-        <w:t>Mark 13:35</w:t>
+        <w:t>Mark 13:35 (#1)</w:t>
       </w:r>
       <w:r>
         <w:rPr>
@@ -15305,7 +15305,7 @@
         <w:rPr>
           <w:lang w:val="en_US" w:bidi="en_US"/>
         </w:rPr>
-        <w:t>Mark 13:37</w:t>
+        <w:t>Mark 13:37 (#1)</w:t>
       </w:r>
       <w:r>
         <w:rPr>
@@ -15368,7 +15368,7 @@
         <w:rPr>
           <w:lang w:val="en_US" w:bidi="en_US"/>
         </w:rPr>
-        <w:t>Mark 14:1</w:t>
+        <w:t>Mark 14:1 (#1)</w:t>
       </w:r>
       <w:r>
         <w:rPr>
@@ -15431,7 +15431,7 @@
         <w:rPr>
           <w:lang w:val="en_US" w:bidi="en_US"/>
         </w:rPr>
-        <w:t>Mark 14:2</w:t>
+        <w:t>Mark 14:2 (#1)</w:t>
       </w:r>
       <w:r>
         <w:rPr>
@@ -15494,7 +15494,7 @@
         <w:rPr>
           <w:lang w:val="en_US" w:bidi="en_US"/>
         </w:rPr>
-        <w:t>Mark 14:3</w:t>
+        <w:t>Mark 14:3 (#1)</w:t>
       </w:r>
       <w:r>
         <w:rPr>
@@ -15557,7 +15557,7 @@
         <w:rPr>
           <w:lang w:val="en_US" w:bidi="en_US"/>
         </w:rPr>
-        <w:t>Mark 14:5</w:t>
+        <w:t>Mark 14:5 (#1)</w:t>
       </w:r>
       <w:r>
         <w:rPr>
@@ -15620,7 +15620,7 @@
         <w:rPr>
           <w:lang w:val="en_US" w:bidi="en_US"/>
         </w:rPr>
-        <w:t>Mark 14:8</w:t>
+        <w:t>Mark 14:8 (#1)</w:t>
       </w:r>
       <w:r>
         <w:rPr>
@@ -15683,7 +15683,7 @@
         <w:rPr>
           <w:lang w:val="en_US" w:bidi="en_US"/>
         </w:rPr>
-        <w:t>Mark 14:9</w:t>
+        <w:t>Mark 14:9 (#1)</w:t>
       </w:r>
       <w:r>
         <w:rPr>
@@ -15746,7 +15746,7 @@
         <w:rPr>
           <w:lang w:val="en_US" w:bidi="en_US"/>
         </w:rPr>
-        <w:t>Mark 14:10</w:t>
+        <w:t>Mark 14:10 (#1)</w:t>
       </w:r>
       <w:r>
         <w:rPr>
@@ -15809,7 +15809,7 @@
         <w:rPr>
           <w:lang w:val="en_US" w:bidi="en_US"/>
         </w:rPr>
-        <w:t>Mark 14:12–15</w:t>
+        <w:t>Mark 14:12–15 (#1)</w:t>
       </w:r>
       <w:r>
         <w:rPr>
@@ -15872,7 +15872,7 @@
         <w:rPr>
           <w:lang w:val="en_US" w:bidi="en_US"/>
         </w:rPr>
-        <w:t>Mark 14:18</w:t>
+        <w:t>Mark 14:18 (#1)</w:t>
       </w:r>
       <w:r>
         <w:rPr>
@@ -15935,7 +15935,7 @@
         <w:rPr>
           <w:lang w:val="en_US" w:bidi="en_US"/>
         </w:rPr>
-        <w:t>Mark 14:20</w:t>
+        <w:t>Mark 14:20 (#1)</w:t>
       </w:r>
       <w:r>
         <w:rPr>
@@ -15998,7 +15998,7 @@
         <w:rPr>
           <w:lang w:val="en_US" w:bidi="en_US"/>
         </w:rPr>
-        <w:t>Mark 14:21</w:t>
+        <w:t>Mark 14:21 (#1)</w:t>
       </w:r>
       <w:r>
         <w:rPr>
@@ -16061,7 +16061,7 @@
         <w:rPr>
           <w:lang w:val="en_US" w:bidi="en_US"/>
         </w:rPr>
-        <w:t>Mark 14:22</w:t>
+        <w:t>Mark 14:22 (#1)</w:t>
       </w:r>
       <w:r>
         <w:rPr>
@@ -16124,7 +16124,7 @@
         <w:rPr>
           <w:lang w:val="en_US" w:bidi="en_US"/>
         </w:rPr>
-        <w:t>Mark 14:24</w:t>
+        <w:t>Mark 14:24 (#1)</w:t>
       </w:r>
       <w:r>
         <w:rPr>
@@ -16187,7 +16187,7 @@
         <w:rPr>
           <w:lang w:val="en_US" w:bidi="en_US"/>
         </w:rPr>
-        <w:t>Mark 14:25</w:t>
+        <w:t>Mark 14:25 (#1)</w:t>
       </w:r>
       <w:r>
         <w:rPr>
@@ -16250,7 +16250,7 @@
         <w:rPr>
           <w:lang w:val="en_US" w:bidi="en_US"/>
         </w:rPr>
-        <w:t>Mark 14:27</w:t>
+        <w:t>Mark 14:27 (#1)</w:t>
       </w:r>
       <w:r>
         <w:rPr>
@@ -16313,7 +16313,7 @@
         <w:rPr>
           <w:lang w:val="en_US" w:bidi="en_US"/>
         </w:rPr>
-        <w:t>Mark 14:30</w:t>
+        <w:t>Mark 14:30 (#1)</w:t>
       </w:r>
       <w:r>
         <w:rPr>
@@ -16376,7 +16376,7 @@
         <w:rPr>
           <w:lang w:val="en_US" w:bidi="en_US"/>
         </w:rPr>
-        <w:t>Mark 14:32–34</w:t>
+        <w:t>Mark 14:32–34 (#1)</w:t>
       </w:r>
       <w:r>
         <w:rPr>
@@ -16439,7 +16439,7 @@
         <w:rPr>
           <w:lang w:val="en_US" w:bidi="en_US"/>
         </w:rPr>
-        <w:t>Mark 14:35</w:t>
+        <w:t>Mark 14:35 (#1)</w:t>
       </w:r>
       <w:r>
         <w:rPr>
@@ -16502,7 +16502,7 @@
         <w:rPr>
           <w:lang w:val="en_US" w:bidi="en_US"/>
         </w:rPr>
-        <w:t>Mark 14:36</w:t>
+        <w:t>Mark 14:36 (#1)</w:t>
       </w:r>
       <w:r>
         <w:rPr>
@@ -16565,7 +16565,7 @@
         <w:rPr>
           <w:lang w:val="en_US" w:bidi="en_US"/>
         </w:rPr>
-        <w:t>Mark 14:37</w:t>
+        <w:t>Mark 14:37 (#1)</w:t>
       </w:r>
       <w:r>
         <w:rPr>
@@ -16628,7 +16628,7 @@
         <w:rPr>
           <w:lang w:val="en_US" w:bidi="en_US"/>
         </w:rPr>
-        <w:t>Mark 14:40</w:t>
+        <w:t>Mark 14:40 (#1)</w:t>
       </w:r>
       <w:r>
         <w:rPr>
@@ -16691,7 +16691,7 @@
         <w:rPr>
           <w:lang w:val="en_US" w:bidi="en_US"/>
         </w:rPr>
-        <w:t>Mark 14:41</w:t>
+        <w:t>Mark 14:41 (#1)</w:t>
       </w:r>
       <w:r>
         <w:rPr>
@@ -16754,7 +16754,7 @@
         <w:rPr>
           <w:lang w:val="en_US" w:bidi="en_US"/>
         </w:rPr>
-        <w:t>Mark 14:44–45</w:t>
+        <w:t>Mark 14:44–45 (#1)</w:t>
       </w:r>
       <w:r>
         <w:rPr>
@@ -16817,7 +16817,7 @@
         <w:rPr>
           <w:lang w:val="en_US" w:bidi="en_US"/>
         </w:rPr>
-        <w:t>Mark 14:48–49</w:t>
+        <w:t>Mark 14:48–49 (#1)</w:t>
       </w:r>
       <w:r>
         <w:rPr>
@@ -16880,7 +16880,7 @@
         <w:rPr>
           <w:lang w:val="en_US" w:bidi="en_US"/>
         </w:rPr>
-        <w:t>Mark 14:50</w:t>
+        <w:t>Mark 14:50 (#1)</w:t>
       </w:r>
       <w:r>
         <w:rPr>
@@ -16943,7 +16943,7 @@
         <w:rPr>
           <w:lang w:val="en_US" w:bidi="en_US"/>
         </w:rPr>
-        <w:t>Mark 14:51–52</w:t>
+        <w:t>Mark 14:51–52 (#1)</w:t>
       </w:r>
       <w:r>
         <w:rPr>
@@ -17006,7 +17006,7 @@
         <w:rPr>
           <w:lang w:val="en_US" w:bidi="en_US"/>
         </w:rPr>
-        <w:t>Mark 14:53–54</w:t>
+        <w:t>Mark 14:53–54 (#1)</w:t>
       </w:r>
       <w:r>
         <w:rPr>
@@ -17069,7 +17069,7 @@
         <w:rPr>
           <w:lang w:val="en_US" w:bidi="en_US"/>
         </w:rPr>
-        <w:t>Mark 14:55–56</w:t>
+        <w:t>Mark 14:55–56 (#1)</w:t>
       </w:r>
       <w:r>
         <w:rPr>
@@ -17132,7 +17132,7 @@
         <w:rPr>
           <w:lang w:val="en_US" w:bidi="en_US"/>
         </w:rPr>
-        <w:t>Mark 14:61</w:t>
+        <w:t>Mark 14:61 (#1)</w:t>
       </w:r>
       <w:r>
         <w:rPr>
@@ -17195,7 +17195,7 @@
         <w:rPr>
           <w:lang w:val="en_US" w:bidi="en_US"/>
         </w:rPr>
-        <w:t>Mark 14:62</w:t>
+        <w:t>Mark 14:62 (#1)</w:t>
       </w:r>
       <w:r>
         <w:rPr>
@@ -17229,36 +17229,36 @@
         <w:rPr>
           <w:lang w:val="en_US" w:bidi="en_US"/>
         </w:rPr>
-        <w:t>Jesus answered by saying, "I am."</w:t>
-      </w:r>
-      <w:r>
-        <w:rPr>
-          <w:lang w:val="en_US" w:bidi="en_US"/>
-        </w:rPr>
-      </w:r>
-      <w:r>
-        <w:rPr>
-          <w:lang w:val="en_US" w:bidi="en_US"/>
-        </w:rPr>
-      </w:r>
-    </w:p>
-    <w:p>
-      <w:pPr/>
-      <w:r>
-        <w:rPr>
-          <w:lang w:val="en_US" w:bidi="en_US"/>
-        </w:rPr>
-      </w:r>
-    </w:p>
-    <w:p>
-      <w:pPr>
-        <w:pStyle w:val="Heading2"/>
-      </w:pPr>
-      <w:r>
-        <w:rPr>
-          <w:lang w:val="en_US" w:bidi="en_US"/>
-        </w:rPr>
-        <w:t>Mark 14:64</w:t>
+        <w:t>Jesus answered by saying, “I am.”</w:t>
+      </w:r>
+      <w:r>
+        <w:rPr>
+          <w:lang w:val="en_US" w:bidi="en_US"/>
+        </w:rPr>
+      </w:r>
+      <w:r>
+        <w:rPr>
+          <w:lang w:val="en_US" w:bidi="en_US"/>
+        </w:rPr>
+      </w:r>
+    </w:p>
+    <w:p>
+      <w:pPr/>
+      <w:r>
+        <w:rPr>
+          <w:lang w:val="en_US" w:bidi="en_US"/>
+        </w:rPr>
+      </w:r>
+    </w:p>
+    <w:p>
+      <w:pPr>
+        <w:pStyle w:val="Heading2"/>
+      </w:pPr>
+      <w:r>
+        <w:rPr>
+          <w:lang w:val="en_US" w:bidi="en_US"/>
+        </w:rPr>
+        <w:t>Mark 14:64 (#1)</w:t>
       </w:r>
       <w:r>
         <w:rPr>
@@ -17321,7 +17321,7 @@
         <w:rPr>
           <w:lang w:val="en_US" w:bidi="en_US"/>
         </w:rPr>
-        <w:t>Mark 14:65</w:t>
+        <w:t>Mark 14:65 (#1)</w:t>
       </w:r>
       <w:r>
         <w:rPr>
@@ -17384,7 +17384,7 @@
         <w:rPr>
           <w:lang w:val="en_US" w:bidi="en_US"/>
         </w:rPr>
-        <w:t>Mark 14:66–68</w:t>
+        <w:t>Mark 14:66–68 (#1)</w:t>
       </w:r>
       <w:r>
         <w:rPr>
@@ -17447,7 +17447,7 @@
         <w:rPr>
           <w:lang w:val="en_US" w:bidi="en_US"/>
         </w:rPr>
-        <w:t>Mark 14:71</w:t>
+        <w:t>Mark 14:71 (#1)</w:t>
       </w:r>
       <w:r>
         <w:rPr>
@@ -17510,7 +17510,7 @@
         <w:rPr>
           <w:lang w:val="en_US" w:bidi="en_US"/>
         </w:rPr>
-        <w:t>Mark 14:72</w:t>
+        <w:t>Mark 14:72 (#1)</w:t>
       </w:r>
       <w:r>
         <w:rPr>
@@ -17636,7 +17636,7 @@
         <w:rPr>
           <w:lang w:val="en_US" w:bidi="en_US"/>
         </w:rPr>
-        <w:t>Mark 15:1</w:t>
+        <w:t>Mark 15:1 (#1)</w:t>
       </w:r>
       <w:r>
         <w:rPr>
@@ -17699,7 +17699,7 @@
         <w:rPr>
           <w:lang w:val="en_US" w:bidi="en_US"/>
         </w:rPr>
-        <w:t>Mark 15:5</w:t>
+        <w:t>Mark 15:5 (#1)</w:t>
       </w:r>
       <w:r>
         <w:rPr>
@@ -17762,7 +17762,7 @@
         <w:rPr>
           <w:lang w:val="en_US" w:bidi="en_US"/>
         </w:rPr>
-        <w:t>Mark 15:6</w:t>
+        <w:t>Mark 15:6 (#1)</w:t>
       </w:r>
       <w:r>
         <w:rPr>
@@ -17825,7 +17825,7 @@
         <w:rPr>
           <w:lang w:val="en_US" w:bidi="en_US"/>
         </w:rPr>
-        <w:t>Mark 15:10</w:t>
+        <w:t>Mark 15:10 (#1)</w:t>
       </w:r>
       <w:r>
         <w:rPr>
@@ -17888,7 +17888,7 @@
         <w:rPr>
           <w:lang w:val="en_US" w:bidi="en_US"/>
         </w:rPr>
-        <w:t>Mark 15:11</w:t>
+        <w:t>Mark 15:11 (#1)</w:t>
       </w:r>
       <w:r>
         <w:rPr>
@@ -17951,7 +17951,7 @@
         <w:rPr>
           <w:lang w:val="en_US" w:bidi="en_US"/>
         </w:rPr>
-        <w:t>Mark 15:12–13</w:t>
+        <w:t>Mark 15:12–13 (#1)</w:t>
       </w:r>
       <w:r>
         <w:rPr>
@@ -18014,7 +18014,7 @@
         <w:rPr>
           <w:lang w:val="en_US" w:bidi="en_US"/>
         </w:rPr>
-        <w:t>Mark 15:17</w:t>
+        <w:t>Mark 15:17 (#1)</w:t>
       </w:r>
       <w:r>
         <w:rPr>
@@ -18077,7 +18077,7 @@
         <w:rPr>
           <w:lang w:val="en_US" w:bidi="en_US"/>
         </w:rPr>
-        <w:t>Mark 15:21</w:t>
+        <w:t>Mark 15:21 (#1)</w:t>
       </w:r>
       <w:r>
         <w:rPr>
@@ -18140,7 +18140,7 @@
         <w:rPr>
           <w:lang w:val="en_US" w:bidi="en_US"/>
         </w:rPr>
-        <w:t>Mark 15:22</w:t>
+        <w:t>Mark 15:22 (#1)</w:t>
       </w:r>
       <w:r>
         <w:rPr>
@@ -18203,7 +18203,7 @@
         <w:rPr>
           <w:lang w:val="en_US" w:bidi="en_US"/>
         </w:rPr>
-        <w:t>Mark 15:24</w:t>
+        <w:t>Mark 15:24 (#1)</w:t>
       </w:r>
       <w:r>
         <w:rPr>
@@ -18266,7 +18266,7 @@
         <w:rPr>
           <w:lang w:val="en_US" w:bidi="en_US"/>
         </w:rPr>
-        <w:t>Mark 15:26</w:t>
+        <w:t>Mark 15:26 (#1)</w:t>
       </w:r>
       <w:r>
         <w:rPr>
@@ -18329,7 +18329,7 @@
         <w:rPr>
           <w:lang w:val="en_US" w:bidi="en_US"/>
         </w:rPr>
-        <w:t>Mark 15:29–30</w:t>
+        <w:t>Mark 15:29–30 (#1)</w:t>
       </w:r>
       <w:r>
         <w:rPr>
@@ -18392,7 +18392,7 @@
         <w:rPr>
           <w:lang w:val="en_US" w:bidi="en_US"/>
         </w:rPr>
-        <w:t>Mark 15:31–32</w:t>
+        <w:t>Mark 15:31–32 (#1)</w:t>
       </w:r>
       <w:r>
         <w:rPr>
@@ -18455,7 +18455,7 @@
         <w:rPr>
           <w:lang w:val="en_US" w:bidi="en_US"/>
         </w:rPr>
-        <w:t>Mark 15:32</w:t>
+        <w:t>Mark 15:32 (#1)</w:t>
       </w:r>
       <w:r>
         <w:rPr>
@@ -18518,7 +18518,7 @@
         <w:rPr>
           <w:lang w:val="en_US" w:bidi="en_US"/>
         </w:rPr>
-        <w:t>Mark 15:33</w:t>
+        <w:t>Mark 15:33 (#1)</w:t>
       </w:r>
       <w:r>
         <w:rPr>
@@ -18581,7 +18581,7 @@
         <w:rPr>
           <w:lang w:val="en_US" w:bidi="en_US"/>
         </w:rPr>
-        <w:t>Mark 15:34</w:t>
+        <w:t>Mark 15:34 (#1)</w:t>
       </w:r>
       <w:r>
         <w:rPr>
@@ -18644,7 +18644,7 @@
         <w:rPr>
           <w:lang w:val="en_US" w:bidi="en_US"/>
         </w:rPr>
-        <w:t>Mark 15:37</w:t>
+        <w:t>Mark 15:37 (#1)</w:t>
       </w:r>
       <w:r>
         <w:rPr>
@@ -18707,7 +18707,7 @@
         <w:rPr>
           <w:lang w:val="en_US" w:bidi="en_US"/>
         </w:rPr>
-        <w:t>Mark 15:38</w:t>
+        <w:t>Mark 15:38 (#1)</w:t>
       </w:r>
       <w:r>
         <w:rPr>
@@ -18770,7 +18770,7 @@
         <w:rPr>
           <w:lang w:val="en_US" w:bidi="en_US"/>
         </w:rPr>
-        <w:t>Mark 15:39</w:t>
+        <w:t>Mark 15:39 (#1)</w:t>
       </w:r>
       <w:r>
         <w:rPr>
@@ -18833,7 +18833,7 @@
         <w:rPr>
           <w:lang w:val="en_US" w:bidi="en_US"/>
         </w:rPr>
-        <w:t>Mark 15:42</w:t>
+        <w:t>Mark 15:42 (#1)</w:t>
       </w:r>
       <w:r>
         <w:rPr>
@@ -18896,7 +18896,7 @@
         <w:rPr>
           <w:lang w:val="en_US" w:bidi="en_US"/>
         </w:rPr>
-        <w:t>Mark 15:43–46</w:t>
+        <w:t>Mark 15:43–46 (#1)</w:t>
       </w:r>
       <w:r>
         <w:rPr>
@@ -18959,7 +18959,7 @@
         <w:rPr>
           <w:lang w:val="en_US" w:bidi="en_US"/>
         </w:rPr>
-        <w:t>Mark 16:1–2</w:t>
+        <w:t>Mark 16:1–2 (#1)</w:t>
       </w:r>
       <w:r>
         <w:rPr>
@@ -19022,7 +19022,7 @@
         <w:rPr>
           <w:lang w:val="en_US" w:bidi="en_US"/>
         </w:rPr>
-        <w:t>Mark 16:4</w:t>
+        <w:t>Mark 16:4 (#1)</w:t>
       </w:r>
       <w:r>
         <w:rPr>
@@ -19085,7 +19085,7 @@
         <w:rPr>
           <w:lang w:val="en_US" w:bidi="en_US"/>
         </w:rPr>
-        <w:t>Mark 16:5</w:t>
+        <w:t>Mark 16:5 (#1)</w:t>
       </w:r>
       <w:r>
         <w:rPr>
@@ -19148,7 +19148,7 @@
         <w:rPr>
           <w:lang w:val="en_US" w:bidi="en_US"/>
         </w:rPr>
-        <w:t>Mark 16:6</w:t>
+        <w:t>Mark 16:6 (#1)</w:t>
       </w:r>
       <w:r>
         <w:rPr>
@@ -19211,7 +19211,7 @@
         <w:rPr>
           <w:lang w:val="en_US" w:bidi="en_US"/>
         </w:rPr>
-        <w:t>Mark 16:7</w:t>
+        <w:t>Mark 16:7 (#1)</w:t>
       </w:r>
       <w:r>
         <w:rPr>
@@ -19274,7 +19274,7 @@
         <w:rPr>
           <w:lang w:val="en_US" w:bidi="en_US"/>
         </w:rPr>
-        <w:t>Mark 16:9</w:t>
+        <w:t>Mark 16:9 (#1)</w:t>
       </w:r>
       <w:r>
         <w:rPr>
@@ -19337,7 +19337,7 @@
         <w:rPr>
           <w:lang w:val="en_US" w:bidi="en_US"/>
         </w:rPr>
-        <w:t>Mark 16:11</w:t>
+        <w:t>Mark 16:11 (#1)</w:t>
       </w:r>
       <w:r>
         <w:rPr>
@@ -19400,7 +19400,7 @@
         <w:rPr>
           <w:lang w:val="en_US" w:bidi="en_US"/>
         </w:rPr>
-        <w:t>Mark 16:13</w:t>
+        <w:t>Mark 16:13 (#1)</w:t>
       </w:r>
       <w:r>
         <w:rPr>
@@ -19463,7 +19463,7 @@
         <w:rPr>
           <w:lang w:val="en_US" w:bidi="en_US"/>
         </w:rPr>
-        <w:t>Mark 16:14</w:t>
+        <w:t>Mark 16:14 (#1)</w:t>
       </w:r>
       <w:r>
         <w:rPr>
@@ -19526,7 +19526,7 @@
         <w:rPr>
           <w:lang w:val="en_US" w:bidi="en_US"/>
         </w:rPr>
-        <w:t>Mark 16:15</w:t>
+        <w:t>Mark 16:15 (#1)</w:t>
       </w:r>
       <w:r>
         <w:rPr>
@@ -19589,7 +19589,70 @@
         <w:rPr>
           <w:lang w:val="en_US" w:bidi="en_US"/>
         </w:rPr>
-        <w:t>Mark 16:16</w:t>
+        <w:t>Mark 16:16 (#2)</w:t>
+      </w:r>
+      <w:r>
+        <w:rPr>
+          <w:lang w:val="en_US" w:bidi="en_US"/>
+        </w:rPr>
+      </w:r>
+    </w:p>
+    <w:p>
+      <w:pPr/>
+      <w:r>
+        <w:rPr>
+          <w:lang w:val="en_US" w:bidi="en_US"/>
+        </w:rPr>
+      </w:r>
+      <w:r>
+        <w:rPr>
+          <w:b/>
+          <w:lang w:val="en_US" w:bidi="en_US"/>
+        </w:rPr>
+        <w:t>Who did Jesus say would be condemned?</w:t>
+      </w:r>
+    </w:p>
+    <w:p>
+      <w:pPr/>
+      <w:r>
+        <w:rPr>
+          <w:lang w:val="en_US" w:bidi="en_US"/>
+        </w:rPr>
+      </w:r>
+      <w:r>
+        <w:rPr>
+          <w:lang w:val="en_US" w:bidi="en_US"/>
+        </w:rPr>
+        <w:t>Jesus said those who did not believe would be condemned.</w:t>
+      </w:r>
+      <w:r>
+        <w:rPr>
+          <w:lang w:val="en_US" w:bidi="en_US"/>
+        </w:rPr>
+      </w:r>
+      <w:r>
+        <w:rPr>
+          <w:lang w:val="en_US" w:bidi="en_US"/>
+        </w:rPr>
+      </w:r>
+    </w:p>
+    <w:p>
+      <w:pPr/>
+      <w:r>
+        <w:rPr>
+          <w:lang w:val="en_US" w:bidi="en_US"/>
+        </w:rPr>
+      </w:r>
+    </w:p>
+    <w:p>
+      <w:pPr>
+        <w:pStyle w:val="Heading2"/>
+      </w:pPr>
+      <w:r>
+        <w:rPr>
+          <w:lang w:val="en_US" w:bidi="en_US"/>
+        </w:rPr>
+        <w:t>Mark 16:16 (#1)</w:t>
       </w:r>
       <w:r>
         <w:rPr>
@@ -19652,70 +19715,7 @@
         <w:rPr>
           <w:lang w:val="en_US" w:bidi="en_US"/>
         </w:rPr>
-        <w:t>Mark 16:16 (#2)</w:t>
-      </w:r>
-      <w:r>
-        <w:rPr>
-          <w:lang w:val="en_US" w:bidi="en_US"/>
-        </w:rPr>
-      </w:r>
-    </w:p>
-    <w:p>
-      <w:pPr/>
-      <w:r>
-        <w:rPr>
-          <w:lang w:val="en_US" w:bidi="en_US"/>
-        </w:rPr>
-      </w:r>
-      <w:r>
-        <w:rPr>
-          <w:b/>
-          <w:lang w:val="en_US" w:bidi="en_US"/>
-        </w:rPr>
-        <w:t>Who did Jesus say would be condemned?</w:t>
-      </w:r>
-    </w:p>
-    <w:p>
-      <w:pPr/>
-      <w:r>
-        <w:rPr>
-          <w:lang w:val="en_US" w:bidi="en_US"/>
-        </w:rPr>
-      </w:r>
-      <w:r>
-        <w:rPr>
-          <w:lang w:val="en_US" w:bidi="en_US"/>
-        </w:rPr>
-        <w:t>Jesus said those who did not believe would be condemned.</w:t>
-      </w:r>
-      <w:r>
-        <w:rPr>
-          <w:lang w:val="en_US" w:bidi="en_US"/>
-        </w:rPr>
-      </w:r>
-      <w:r>
-        <w:rPr>
-          <w:lang w:val="en_US" w:bidi="en_US"/>
-        </w:rPr>
-      </w:r>
-    </w:p>
-    <w:p>
-      <w:pPr/>
-      <w:r>
-        <w:rPr>
-          <w:lang w:val="en_US" w:bidi="en_US"/>
-        </w:rPr>
-      </w:r>
-    </w:p>
-    <w:p>
-      <w:pPr>
-        <w:pStyle w:val="Heading2"/>
-      </w:pPr>
-      <w:r>
-        <w:rPr>
-          <w:lang w:val="en_US" w:bidi="en_US"/>
-        </w:rPr>
-        <w:t>Mark 16:17–18</w:t>
+        <w:t>Mark 16:17–18 (#1)</w:t>
       </w:r>
       <w:r>
         <w:rPr>
@@ -19778,7 +19778,7 @@
         <w:rPr>
           <w:lang w:val="en_US" w:bidi="en_US"/>
         </w:rPr>
-        <w:t>Mark 16:19</w:t>
+        <w:t>Mark 16:19 (#1)</w:t>
       </w:r>
       <w:r>
         <w:rPr>
@@ -19841,7 +19841,7 @@
         <w:rPr>
           <w:lang w:val="en_US" w:bidi="en_US"/>
         </w:rPr>
-        <w:t>Mark 16:20</w:t>
+        <w:t>Mark 16:20 (#1)</w:t>
       </w:r>
       <w:r>
         <w:rPr>
